--- a/doc/Haoran_Feng_AIInfra_Resume.docx
+++ b/doc/Haoran_Feng_AIInfra_Resume.docx
@@ -33,27 +33,53 @@
               <w:bottom w:val="nil"/>
               <w:right w:val="nil"/>
             </w:tcBorders>
+            <w:vAlign w:val="top"/>
           </w:tcPr>
           <w:p>
             <w:pPr>
-              <w:ind w:firstLine="723"/>
+              <w:spacing w:after="0" w:line="240" w:lineRule="auto"/>
               <w:jc w:val="center"/>
-              <w:rPr>
-                <w:rFonts w:ascii="Times New Roman" w:eastAsia="宋体" w:hAnsi="Times New Roman" w:cs="Times New Roman"/>
-                <w:bCs/>
+            </w:pPr>
+            <w:r/>
+            <w:r>
+              <w:rPr>
+                <w:rFonts w:ascii="Times New Roman" w:hAnsi="Times New Roman" w:eastAsia="宋体"/>
+                <w:b w:val="0"/>
                 <w:sz w:val="52"/>
-                <w:szCs w:val="52"/>
-              </w:rPr>
-            </w:pPr>
-            <w:r>
-              <w:rPr>
-                <w:rFonts w:ascii="Times New Roman" w:eastAsia="宋体" w:hAnsi="Times New Roman" w:cs="Times New Roman"/>
-                <w:bCs/>
-                <w:noProof/>
-                <w:sz w:val="52"/>
-                <w:szCs w:val="52"/>
+                <w:u w:val="none"/>
               </w:rPr>
               <w:t>Haoran Feng</w:t>
+            </w:r>
+          </w:p>
+        </w:tc>
+      </w:tr>
+      <w:tr>
+        <w:tc>
+          <w:tcPr>
+            <w:tcW w:w="10080" w:type="dxa"/>
+            <w:gridSpan w:val="3"/>
+            <w:tcBorders>
+              <w:top w:val="nil"/>
+              <w:left w:val="nil"/>
+              <w:bottom w:val="nil"/>
+              <w:right w:val="nil"/>
+            </w:tcBorders>
+            <w:vAlign w:val="top"/>
+          </w:tcPr>
+          <w:p>
+            <w:pPr>
+              <w:spacing w:after="0" w:line="240" w:lineRule="auto"/>
+              <w:jc w:val="center"/>
+            </w:pPr>
+            <w:r/>
+            <w:r>
+              <w:rPr>
+                <w:rFonts w:ascii="Times New Roman" w:hAnsi="Times New Roman" w:eastAsia="宋体"/>
+                <w:b w:val="0"/>
+                <w:sz w:val="20"/>
+                <w:u w:val="none"/>
+              </w:rPr>
+              <w:t>Phone: (+86) 150 2499 9885    Email: 225010160@link.cuhk.edu.cn    Portfolio</w:t>
             </w:r>
           </w:p>
         </w:tc>
@@ -72,74 +98,6 @@
           </w:tcPr>
           <w:p>
             <w:pPr>
-              <w:ind w:firstLine="400"/>
-              <w:jc w:val="center"/>
-              <w:rPr>
-                <w:rFonts w:ascii="Times New Roman" w:eastAsia="宋体" w:hAnsi="Times New Roman" w:cs="Times New Roman"/>
-                <w:bCs/>
-                <w:sz w:val="20"/>
-                <w:szCs w:val="20"/>
-              </w:rPr>
-            </w:pPr>
-            <w:r>
-              <w:rPr>
-                <w:rFonts w:ascii="Times New Roman" w:eastAsia="宋体" w:hAnsi="Times New Roman" w:cstheme="minorHAnsi" w:hint="eastAsia"/>
-                <w:bCs/>
-                <w:sz w:val="20"/>
-                <w:szCs w:val="20"/>
-              </w:rPr>
-              <w:t xml:space="preserve">Phone: (+86) 150 2499 9885    Email: </w:t>
-            </w:r>
-            <w:hyperlink r:id="rId7" w:history="1">
-              <w:r>
-                <w:rPr>
-                  <w:rStyle w:val="ab"/>
-                  <w:rFonts w:ascii="Times New Roman" w:eastAsia="宋体" w:hAnsi="Times New Roman" w:cstheme="minorHAnsi"/>
-                  <w:bCs/>
-                  <w:sz w:val="20"/>
-                  <w:szCs w:val="20"/>
-                </w:rPr>
-                <w:t>225010160@link.cuhk.edu.cn</w:t>
-              </w:r>
-            </w:hyperlink>
-            <w:r>
-              <w:rPr>
-                <w:rFonts w:ascii="Times New Roman" w:eastAsia="宋体" w:hAnsi="Times New Roman" w:cstheme="minorHAnsi" w:hint="eastAsia"/>
-                <w:bCs/>
-                <w:sz w:val="20"/>
-                <w:szCs w:val="20"/>
-              </w:rPr>
-              <w:t xml:space="preserve">    </w:t>
-            </w:r>
-            <w:hyperlink r:id="rId8" w:history="1">
-              <w:r>
-                <w:rPr>
-                  <w:rStyle w:val="ab"/>
-                  <w:rFonts w:ascii="Times New Roman" w:eastAsia="宋体" w:hAnsi="Times New Roman" w:cstheme="minorHAnsi"/>
-                  <w:bCs/>
-                  <w:sz w:val="20"/>
-                  <w:szCs w:val="20"/>
-                </w:rPr>
-                <w:t>Portfolio</w:t>
-              </w:r>
-            </w:hyperlink>
-          </w:p>
-        </w:tc>
-      </w:tr>
-      <w:tr>
-        <w:tc>
-          <w:tcPr>
-            <w:tcW w:w="10080" w:type="dxa"/>
-            <w:gridSpan w:val="3"/>
-            <w:tcBorders>
-              <w:top w:val="nil"/>
-              <w:left w:val="nil"/>
-              <w:bottom w:val="nil"/>
-              <w:right w:val="nil"/>
-            </w:tcBorders>
-          </w:tcPr>
-          <w:p>
-            <w:pPr>
               <w:rPr>
                 <w:rFonts w:ascii="Times New Roman" w:hAnsi="Times New Roman" w:cstheme="minorHAnsi"/>
                 <w:b/>
@@ -160,21 +118,20 @@
               <w:bottom w:val="single" w:sz="4" w:space="0" w:color="auto"/>
               <w:right w:val="nil"/>
             </w:tcBorders>
+            <w:vAlign w:val="top"/>
           </w:tcPr>
           <w:p>
             <w:pPr>
-              <w:rPr>
-                <w:rFonts w:ascii="Times New Roman" w:hAnsi="Times New Roman" w:cstheme="minorHAnsi"/>
+              <w:spacing w:after="0" w:line="240" w:lineRule="auto"/>
+              <w:jc w:val="left"/>
+            </w:pPr>
+            <w:r/>
+            <w:r>
+              <w:rPr>
+                <w:rFonts w:ascii="Times New Roman" w:hAnsi="Times New Roman" w:eastAsia="黑体"/>
+                <w:b/>
                 <w:sz w:val="24"/>
-                <w:szCs w:val="24"/>
-              </w:rPr>
-            </w:pPr>
-            <w:r>
-              <w:rPr>
-                <w:rFonts w:ascii="Times New Roman" w:eastAsia="黑体" w:hAnsi="Times New Roman" w:cstheme="minorHAnsi" w:hint="eastAsia"/>
-                <w:b/>
-                <w:sz w:val="24"/>
-                <w:szCs w:val="24"/>
+                <w:u w:val="none"/>
               </w:rPr>
               <w:t>EDUCATION</w:t>
             </w:r>
@@ -190,23 +147,20 @@
               <w:left w:val="nil"/>
               <w:bottom w:val="nil"/>
             </w:tcBorders>
+            <w:vAlign w:val="top"/>
           </w:tcPr>
           <w:p>
             <w:pPr>
-              <w:spacing w:line="276" w:lineRule="auto"/>
-              <w:rPr>
-                <w:rFonts w:ascii="Times New Roman" w:eastAsia="黑体" w:hAnsi="Times New Roman" w:cstheme="minorHAnsi" w:hint="eastAsia"/>
+              <w:spacing w:after="0" w:line="240" w:lineRule="auto"/>
+              <w:jc w:val="left"/>
+            </w:pPr>
+            <w:r/>
+            <w:r>
+              <w:rPr>
+                <w:rFonts w:ascii="Times New Roman" w:hAnsi="Times New Roman" w:eastAsia="宋体"/>
                 <w:b/>
                 <w:sz w:val="18"/>
-                <w:szCs w:val="18"/>
-              </w:rPr>
-            </w:pPr>
-            <w:r>
-              <w:rPr>
-                <w:rFonts w:ascii="Times New Roman" w:eastAsia="黑体" w:hAnsi="Times New Roman" w:cstheme="minorHAnsi" w:hint="eastAsia"/>
-                <w:b/>
-                <w:sz w:val="18"/>
-                <w:szCs w:val="18"/>
+                <w:u w:val="none"/>
               </w:rPr>
               <w:t>Sep 2025 - Jun 2027 (Expected)</w:t>
             </w:r>
@@ -219,22 +173,20 @@
               <w:top w:val="single" w:sz="4" w:space="0" w:color="auto"/>
               <w:bottom w:val="nil"/>
             </w:tcBorders>
+            <w:vAlign w:val="top"/>
           </w:tcPr>
           <w:p>
             <w:pPr>
-              <w:spacing w:line="276" w:lineRule="auto"/>
-              <w:rPr>
-                <w:rFonts w:ascii="Times New Roman" w:eastAsia="黑体" w:hAnsi="Times New Roman" w:cstheme="minorHAnsi" w:hint="eastAsia"/>
+              <w:spacing w:after="0" w:line="240" w:lineRule="auto"/>
+              <w:jc w:val="left"/>
+            </w:pPr>
+            <w:r/>
+            <w:r>
+              <w:rPr>
+                <w:rFonts w:ascii="Times New Roman" w:hAnsi="Times New Roman" w:eastAsia="宋体"/>
+                <w:b/>
                 <w:sz w:val="18"/>
-                <w:szCs w:val="18"/>
-              </w:rPr>
-            </w:pPr>
-            <w:r>
-              <w:rPr>
-                <w:rFonts w:ascii="Times New Roman" w:eastAsia="黑体" w:hAnsi="Times New Roman" w:cstheme="minorHAnsi" w:hint="eastAsia"/>
-                <w:b/>
-                <w:sz w:val="18"/>
-                <w:szCs w:val="18"/>
+                <w:u w:val="none"/>
               </w:rPr>
               <w:t>CUHK-Shenzhen</w:t>
             </w:r>
@@ -248,23 +200,20 @@
               <w:bottom w:val="nil"/>
               <w:right w:val="nil"/>
             </w:tcBorders>
+            <w:vAlign w:val="top"/>
           </w:tcPr>
           <w:p>
             <w:pPr>
-              <w:spacing w:line="276" w:lineRule="auto"/>
+              <w:spacing w:after="0" w:line="240" w:lineRule="auto"/>
               <w:jc w:val="right"/>
-              <w:rPr>
-                <w:rFonts w:ascii="Times New Roman" w:eastAsia="黑体" w:hAnsi="Times New Roman" w:cstheme="minorHAnsi" w:hint="eastAsia"/>
+            </w:pPr>
+            <w:r/>
+            <w:r>
+              <w:rPr>
+                <w:rFonts w:ascii="Times New Roman" w:hAnsi="Times New Roman" w:eastAsia="宋体"/>
+                <w:b/>
                 <w:sz w:val="18"/>
-                <w:szCs w:val="18"/>
-              </w:rPr>
-            </w:pPr>
-            <w:r>
-              <w:rPr>
-                <w:rFonts w:ascii="Times New Roman" w:eastAsia="黑体" w:hAnsi="Times New Roman" w:cstheme="minorHAnsi" w:hint="eastAsia"/>
-                <w:b/>
-                <w:sz w:val="18"/>
-                <w:szCs w:val="18"/>
+                <w:u w:val="none"/>
               </w:rPr>
               <w:t>M.S., Integrated Circuits and Systems</w:t>
             </w:r>
@@ -280,23 +229,20 @@
               <w:left w:val="nil"/>
               <w:bottom w:val="nil"/>
             </w:tcBorders>
+            <w:vAlign w:val="top"/>
           </w:tcPr>
           <w:p>
             <w:pPr>
-              <w:spacing w:line="276" w:lineRule="auto"/>
-              <w:rPr>
-                <w:rFonts w:ascii="Times New Roman" w:eastAsia="黑体" w:hAnsi="Times New Roman" w:cstheme="minorHAnsi" w:hint="eastAsia"/>
+              <w:spacing w:after="0" w:line="240" w:lineRule="auto"/>
+              <w:jc w:val="left"/>
+            </w:pPr>
+            <w:r/>
+            <w:r>
+              <w:rPr>
+                <w:rFonts w:ascii="Times New Roman" w:hAnsi="Times New Roman" w:eastAsia="宋体"/>
                 <w:b/>
                 <w:sz w:val="18"/>
-                <w:szCs w:val="18"/>
-              </w:rPr>
-            </w:pPr>
-            <w:r>
-              <w:rPr>
-                <w:rFonts w:ascii="Times New Roman" w:eastAsia="黑体" w:hAnsi="Times New Roman" w:cstheme="minorHAnsi" w:hint="eastAsia"/>
-                <w:b/>
-                <w:sz w:val="18"/>
-                <w:szCs w:val="18"/>
+                <w:u w:val="none"/>
               </w:rPr>
               <w:t>Sep 2021 - Jun 2025</w:t>
             </w:r>
@@ -309,23 +255,20 @@
               <w:top w:val="nil"/>
               <w:bottom w:val="nil"/>
             </w:tcBorders>
+            <w:vAlign w:val="top"/>
           </w:tcPr>
           <w:p>
             <w:pPr>
-              <w:spacing w:line="276" w:lineRule="auto"/>
-              <w:rPr>
-                <w:rFonts w:ascii="Times New Roman" w:eastAsia="黑体" w:hAnsi="Times New Roman" w:cstheme="minorHAnsi" w:hint="eastAsia"/>
+              <w:spacing w:after="0" w:line="240" w:lineRule="auto"/>
+              <w:jc w:val="left"/>
+            </w:pPr>
+            <w:r/>
+            <w:r>
+              <w:rPr>
+                <w:rFonts w:ascii="Times New Roman" w:hAnsi="Times New Roman" w:eastAsia="宋体"/>
                 <w:b/>
                 <w:sz w:val="18"/>
-                <w:szCs w:val="18"/>
-              </w:rPr>
-            </w:pPr>
-            <w:r>
-              <w:rPr>
-                <w:rFonts w:ascii="Times New Roman" w:eastAsia="黑体" w:hAnsi="Times New Roman" w:cstheme="minorHAnsi" w:hint="eastAsia"/>
-                <w:b/>
-                <w:sz w:val="18"/>
-                <w:szCs w:val="18"/>
+                <w:u w:val="none"/>
               </w:rPr>
               <w:t>Shandong University (985)</w:t>
             </w:r>
@@ -339,24 +282,20 @@
               <w:bottom w:val="nil"/>
               <w:right w:val="nil"/>
             </w:tcBorders>
+            <w:vAlign w:val="top"/>
           </w:tcPr>
           <w:p>
             <w:pPr>
-              <w:spacing w:line="276" w:lineRule="auto"/>
+              <w:spacing w:after="0" w:line="240" w:lineRule="auto"/>
               <w:jc w:val="right"/>
-              <w:rPr>
-                <w:rFonts w:ascii="Times New Roman" w:eastAsia="黑体" w:hAnsi="Times New Roman" w:cstheme="minorHAnsi" w:hint="eastAsia"/>
+            </w:pPr>
+            <w:r/>
+            <w:r>
+              <w:rPr>
+                <w:rFonts w:ascii="Times New Roman" w:hAnsi="Times New Roman" w:eastAsia="宋体"/>
                 <w:b/>
                 <w:sz w:val="18"/>
-                <w:szCs w:val="18"/>
-              </w:rPr>
-            </w:pPr>
-            <w:r>
-              <w:rPr>
-                <w:rFonts w:ascii="Times New Roman" w:eastAsia="黑体" w:hAnsi="Times New Roman" w:cstheme="minorHAnsi" w:hint="eastAsia"/>
-                <w:b/>
-                <w:sz w:val="18"/>
-                <w:szCs w:val="18"/>
+                <w:u w:val="none"/>
               </w:rPr>
               <w:t>B.Eng., Electronic Science / Computer Science</w:t>
             </w:r>
@@ -377,21 +316,20 @@
               <w:bottom w:val="nil"/>
               <w:right w:val="nil"/>
             </w:tcBorders>
+            <w:vAlign w:val="top"/>
           </w:tcPr>
           <w:p>
             <w:pPr>
-              <w:spacing w:line="360" w:lineRule="auto"/>
-              <w:rPr>
-                <w:rFonts w:ascii="Times New Roman" w:eastAsia="宋体" w:hAnsi="Times New Roman" w:cstheme="minorHAnsi"/>
-                <w:sz w:val="21"/>
-                <w:szCs w:val="21"/>
-              </w:rPr>
-            </w:pPr>
-            <w:r>
-              <w:rPr>
-                <w:rFonts w:ascii="Times New Roman" w:eastAsia="宋体" w:hAnsi="Times New Roman" w:cstheme="minorHAnsi"/>
-                <w:sz w:val="21"/>
-                <w:szCs w:val="21"/>
+              <w:spacing w:after="0" w:line="240" w:lineRule="auto"/>
+              <w:jc w:val="left"/>
+            </w:pPr>
+            <w:r/>
+            <w:r>
+              <w:rPr>
+                <w:rFonts w:ascii="Times New Roman" w:hAnsi="Times New Roman" w:eastAsia="宋体"/>
+                <w:b w:val="0"/>
+                <w:sz w:val="20"/>
+                <w:u w:val="none"/>
               </w:rPr>
               <w:t>Honors: Academic Scholarship (Top 20%); Special Talent Scholarship in Innovation, Shandong University</w:t>
             </w:r>
@@ -444,21 +382,20 @@
             <w:tcBorders>
               <w:bottom w:val="single" w:sz="4" w:space="0" w:color="auto"/>
             </w:tcBorders>
+            <w:vAlign w:val="top"/>
           </w:tcPr>
           <w:p>
             <w:pPr>
-              <w:rPr>
-                <w:rFonts w:ascii="Times New Roman" w:hAnsi="Times New Roman" w:cstheme="minorHAnsi"/>
+              <w:spacing w:after="0" w:line="240" w:lineRule="auto"/>
+              <w:jc w:val="left"/>
+            </w:pPr>
+            <w:r/>
+            <w:r>
+              <w:rPr>
+                <w:rFonts w:ascii="Times New Roman" w:hAnsi="Times New Roman" w:eastAsia="黑体"/>
                 <w:b/>
                 <w:sz w:val="24"/>
-              </w:rPr>
-            </w:pPr>
-            <w:r>
-              <w:rPr>
-                <w:rFonts w:ascii="Times New Roman" w:eastAsia="黑体" w:hAnsi="Times New Roman" w:cstheme="minorHAnsi" w:hint="eastAsia"/>
-                <w:b/>
-                <w:sz w:val="24"/>
-                <w:szCs w:val="24"/>
+                <w:u w:val="none"/>
               </w:rPr>
               <w:t>INTERNSHIP EXPERIENCE</w:t>
             </w:r>
@@ -485,22 +422,20 @@
               <w:bottom w:val="nil"/>
               <w:right w:val="nil"/>
             </w:tcBorders>
+            <w:vAlign w:val="top"/>
           </w:tcPr>
           <w:p>
             <w:pPr>
-              <w:rPr>
-                <w:rFonts w:ascii="Times New Roman" w:eastAsia="黑体" w:hAnsi="Times New Roman" w:cstheme="minorHAnsi" w:hint="eastAsia"/>
+              <w:spacing w:after="0" w:line="240" w:lineRule="auto"/>
+              <w:jc w:val="left"/>
+            </w:pPr>
+            <w:r/>
+            <w:r>
+              <w:rPr>
+                <w:rFonts w:ascii="Times New Roman" w:hAnsi="Times New Roman" w:eastAsia="宋体"/>
                 <w:b/>
                 <w:sz w:val="18"/>
-                <w:szCs w:val="18"/>
-              </w:rPr>
-            </w:pPr>
-            <w:r>
-              <w:rPr>
-                <w:rFonts w:ascii="Times New Roman" w:eastAsia="黑体" w:hAnsi="Times New Roman" w:cstheme="minorHAnsi" w:hint="eastAsia"/>
-                <w:b/>
-                <w:sz w:val="18"/>
-                <w:szCs w:val="18"/>
+                <w:u w:val="none"/>
               </w:rPr>
               <w:t>Apr 2026 - Present</w:t>
             </w:r>
@@ -516,35 +451,22 @@
               <w:bottom w:val="nil"/>
               <w:right w:val="nil"/>
             </w:tcBorders>
+            <w:vAlign w:val="top"/>
           </w:tcPr>
           <w:p>
             <w:pPr>
-              <w:rPr>
-                <w:rFonts w:ascii="Times New Roman" w:eastAsia="黑体" w:hAnsi="Times New Roman" w:cstheme="minorHAnsi" w:hint="eastAsia"/>
+              <w:spacing w:after="0" w:line="240" w:lineRule="auto"/>
+              <w:jc w:val="left"/>
+            </w:pPr>
+            <w:r/>
+            <w:r>
+              <w:rPr>
+                <w:rFonts w:ascii="Times New Roman" w:hAnsi="Times New Roman" w:eastAsia="宋体"/>
                 <w:b/>
                 <w:sz w:val="18"/>
-                <w:szCs w:val="18"/>
-              </w:rPr>
-            </w:pPr>
-            <w:proofErr w:type="spellStart"/>
-            <w:r>
-              <w:rPr>
-                <w:rFonts w:ascii="Times New Roman" w:eastAsia="黑体" w:hAnsi="Times New Roman" w:cstheme="minorHAnsi" w:hint="eastAsia"/>
-                <w:b/>
-                <w:sz w:val="18"/>
-                <w:szCs w:val="18"/>
-              </w:rPr>
-              <w:t>Ubiquant</w:t>
-            </w:r>
-            <w:proofErr w:type="spellEnd"/>
-            <w:r>
-              <w:rPr>
-                <w:rFonts w:ascii="Times New Roman" w:eastAsia="黑体" w:hAnsi="Times New Roman" w:cstheme="minorHAnsi" w:hint="eastAsia"/>
-                <w:b/>
-                <w:sz w:val="18"/>
-                <w:szCs w:val="18"/>
-              </w:rPr>
-              <w:t xml:space="preserve"> Investment - AI Lab</w:t>
+                <w:u w:val="none"/>
+              </w:rPr>
+              <w:t>Ubiquant Investment - AI Lab</w:t>
             </w:r>
           </w:p>
         </w:tc>
@@ -558,22 +480,20 @@
               <w:bottom w:val="nil"/>
               <w:right w:val="nil"/>
             </w:tcBorders>
+            <w:vAlign w:val="top"/>
           </w:tcPr>
           <w:p>
             <w:pPr>
-              <w:rPr>
-                <w:rFonts w:ascii="Times New Roman" w:eastAsia="黑体" w:hAnsi="Times New Roman" w:cstheme="minorHAnsi" w:hint="eastAsia"/>
+              <w:spacing w:after="0" w:line="240" w:lineRule="auto"/>
+              <w:jc w:val="right"/>
+            </w:pPr>
+            <w:r/>
+            <w:r>
+              <w:rPr>
+                <w:rFonts w:ascii="Times New Roman" w:hAnsi="Times New Roman" w:eastAsia="宋体"/>
                 <w:b/>
                 <w:sz w:val="18"/>
-                <w:szCs w:val="18"/>
-              </w:rPr>
-            </w:pPr>
-            <w:r>
-              <w:rPr>
-                <w:rFonts w:ascii="Times New Roman" w:eastAsia="黑体" w:hAnsi="Times New Roman" w:cstheme="minorHAnsi" w:hint="eastAsia"/>
-                <w:b/>
-                <w:sz w:val="18"/>
-                <w:szCs w:val="18"/>
+                <w:u w:val="none"/>
               </w:rPr>
               <w:t>LLM and HPC Intern</w:t>
             </w:r>
@@ -605,539 +525,347 @@
               <w:bottom w:val="nil"/>
               <w:right w:val="nil"/>
             </w:tcBorders>
+            <w:vAlign w:val="top"/>
           </w:tcPr>
           <w:p>
             <w:pPr>
-              <w:pStyle w:val="a"/>
-              <w:tabs>
-                <w:tab w:val="num" w:pos="360"/>
-              </w:tabs>
-              <w:spacing w:after="40" w:line="264" w:lineRule="auto"/>
-              <w:ind w:left="351" w:hanging="181"/>
-              <w:rPr>
-                <w:color w:val="auto"/>
-              </w:rPr>
-            </w:pPr>
-            <w:proofErr w:type="spellStart"/>
-            <w:r>
-              <w:rPr>
-                <w:b/>
-                <w:bCs/>
-              </w:rPr>
-              <w:t>FlashInfer</w:t>
-            </w:r>
-            <w:proofErr w:type="spellEnd"/>
-            <w:r>
-              <w:rPr>
-                <w:b/>
-                <w:bCs/>
-              </w:rPr>
-              <w:t xml:space="preserve"> CUDA Graph reliability:</w:t>
-            </w:r>
-            <w:r>
-              <w:rPr>
-                <w:bCs/>
-              </w:rPr>
-              <w:t xml:space="preserve"> Reproduced a </w:t>
-            </w:r>
-            <w:proofErr w:type="spellStart"/>
-            <w:r>
-              <w:rPr>
-                <w:bCs/>
-              </w:rPr>
-              <w:t>vLLM</w:t>
-            </w:r>
-            <w:proofErr w:type="spellEnd"/>
-            <w:r>
-              <w:rPr>
-                <w:bCs/>
-              </w:rPr>
-              <w:t xml:space="preserve"> TP=2 rollout </w:t>
-            </w:r>
-            <w:proofErr w:type="gramStart"/>
-            <w:r>
-              <w:rPr>
-                <w:bCs/>
-              </w:rPr>
-              <w:t>hang</w:t>
-            </w:r>
-            <w:proofErr w:type="gramEnd"/>
-            <w:r>
-              <w:rPr>
-                <w:bCs/>
-              </w:rPr>
-              <w:t xml:space="preserve"> on H200 and traced it to FTZ making a floating-point check misclassify valid negative subnormal FP32 values as the Lamport -0.0 sentinel in fused </w:t>
-            </w:r>
-            <w:proofErr w:type="spellStart"/>
-            <w:r>
-              <w:rPr>
-                <w:bCs/>
-              </w:rPr>
-              <w:t>AllReduce</w:t>
-            </w:r>
-            <w:proofErr w:type="spellEnd"/>
-            <w:r>
-              <w:rPr>
-                <w:bCs/>
-              </w:rPr>
-              <w:t xml:space="preserve"> + </w:t>
-            </w:r>
-            <w:proofErr w:type="spellStart"/>
-            <w:r>
-              <w:rPr>
-                <w:bCs/>
-              </w:rPr>
-              <w:t>RMSNorm</w:t>
-            </w:r>
-            <w:proofErr w:type="spellEnd"/>
-            <w:r>
-              <w:rPr>
-                <w:bCs/>
-              </w:rPr>
-              <w:t xml:space="preserve"> polling. Switched to an exact 0x80000000 bit check; two-GPU and model graph on/off regressions passed with no further hangs.</w:t>
-            </w:r>
-          </w:p>
-          <w:p>
-            <w:pPr>
-              <w:pStyle w:val="a"/>
-              <w:numPr>
-                <w:ilvl w:val="0"/>
-                <w:numId w:val="0"/>
-              </w:numPr>
-              <w:tabs>
-                <w:tab w:val="num" w:pos="360"/>
-              </w:tabs>
-              <w:spacing w:after="40" w:line="264" w:lineRule="auto"/>
-              <w:ind w:left="351"/>
-              <w:rPr>
-                <w:color w:val="auto"/>
-              </w:rPr>
-            </w:pPr>
-          </w:p>
-          <w:p>
-            <w:pPr>
-              <w:pStyle w:val="a"/>
-              <w:tabs>
-                <w:tab w:val="num" w:pos="360"/>
-              </w:tabs>
-              <w:spacing w:after="40" w:line="264" w:lineRule="auto"/>
-              <w:ind w:left="351" w:hanging="181"/>
-            </w:pPr>
-            <w:r>
-              <w:rPr>
-                <w:b/>
-              </w:rPr>
-              <w:t>R3 Router Replay:</w:t>
-            </w:r>
-            <w:r>
-              <w:t xml:space="preserve"> Built route capture, transport, and replay between </w:t>
-            </w:r>
-            <w:proofErr w:type="spellStart"/>
-            <w:r>
-              <w:t>vLLM</w:t>
-            </w:r>
-            <w:proofErr w:type="spellEnd"/>
-            <w:r>
-              <w:t xml:space="preserve"> and Megatron with response-mask alignment and 18 CPU tests. On 8xH200/Qwen3-30B-A3B, reduced route mismatch from 17-19% to 0, F-tau2 by 36-145x, and KL by 4-7x; scaled the workflow to 128 GPUs for a 200-step internal 300B run.</w:t>
-            </w:r>
-          </w:p>
-          <w:p>
-            <w:pPr>
-              <w:pStyle w:val="a5"/>
-              <w:rPr>
-                <w:rFonts w:ascii="Times New Roman" w:hAnsi="Times New Roman"/>
-              </w:rPr>
-            </w:pPr>
-          </w:p>
-          <w:p>
-            <w:pPr>
-              <w:pStyle w:val="a"/>
-              <w:tabs>
-                <w:tab w:val="num" w:pos="360"/>
-              </w:tabs>
-              <w:spacing w:after="40" w:line="264" w:lineRule="auto"/>
-              <w:ind w:left="351" w:hanging="181"/>
-            </w:pPr>
-            <w:r>
-              <w:rPr>
-                <w:b/>
-                <w:bCs/>
-              </w:rPr>
-              <w:t>Deterministic Router GEMM on H200:</w:t>
-            </w:r>
-            <w:r>
-              <w:rPr>
-                <w:bCs/>
-              </w:rPr>
-              <w:t xml:space="preserve"> Added Triton full-K and </w:t>
-            </w:r>
-            <w:proofErr w:type="spellStart"/>
-            <w:r>
-              <w:rPr>
-                <w:bCs/>
-              </w:rPr>
-              <w:t>DeepGEMM</w:t>
-            </w:r>
-            <w:proofErr w:type="spellEnd"/>
-            <w:r>
-              <w:rPr>
-                <w:bCs/>
-              </w:rPr>
-              <w:t xml:space="preserve"> SM90 BF16 paths for decode-time small-M workloads. Across 20 model scenarios, </w:t>
-            </w:r>
-            <w:proofErr w:type="spellStart"/>
-            <w:r>
-              <w:rPr>
-                <w:bCs/>
-              </w:rPr>
-              <w:t>DeepGEMM</w:t>
-            </w:r>
-            <w:proofErr w:type="spellEnd"/>
-            <w:r>
-              <w:rPr>
-                <w:bCs/>
-              </w:rPr>
-              <w:t xml:space="preserve"> reduced median latency for 48 router GEMMs from 789.23 to 210.01 us/step (-73.39%) and total GPU busy time by 6.16%, with 135/135 kernel and 20/20 bitwise model checks passing.</w:t>
-            </w:r>
-          </w:p>
-          <w:p>
-            <w:pPr>
-              <w:pStyle w:val="a"/>
-              <w:numPr>
-                <w:ilvl w:val="0"/>
-                <w:numId w:val="0"/>
-              </w:numPr>
-              <w:tabs>
-                <w:tab w:val="num" w:pos="360"/>
-              </w:tabs>
-              <w:spacing w:after="40" w:line="264" w:lineRule="auto"/>
-              <w:ind w:left="351"/>
-            </w:pPr>
-          </w:p>
-          <w:p>
-            <w:pPr>
-              <w:pStyle w:val="a"/>
-              <w:tabs>
-                <w:tab w:val="num" w:pos="360"/>
-              </w:tabs>
-              <w:spacing w:after="40" w:line="264" w:lineRule="auto"/>
-              <w:ind w:left="351" w:hanging="181"/>
-              <w:rPr>
-                <w:color w:val="auto"/>
-                <w:lang w:eastAsia="zh-CN"/>
-              </w:rPr>
-            </w:pPr>
-            <w:r>
-              <w:rPr>
-                <w:b/>
-                <w:bCs/>
-              </w:rPr>
-              <w:t>Asynchronous OE operator:</w:t>
-            </w:r>
-            <w:r>
-              <w:rPr>
-                <w:bCs/>
-              </w:rPr>
-              <w:t xml:space="preserve"> Kept token-history processing on GPU and fused hashing in Triton, eliminating host synchronization across prefill, decode, mixed batches, and state recovery. Passed 28/28 TP1 cases with +4.99% throughput; restored TP2/TP4 determinism to 84/84 cases with 0 mismatches and improved decode throughput by about 4.6%/3.0%.</w:t>
-            </w:r>
-          </w:p>
-          <w:p>
-            <w:pPr>
-              <w:pStyle w:val="a"/>
-              <w:numPr>
-                <w:ilvl w:val="0"/>
-                <w:numId w:val="0"/>
-              </w:numPr>
-              <w:spacing w:after="40" w:line="264" w:lineRule="auto"/>
-              <w:ind w:left="351"/>
-              <w:rPr>
-                <w:lang w:eastAsia="zh-CN"/>
-              </w:rPr>
-            </w:pPr>
-          </w:p>
-          <w:tbl>
-            <w:tblPr>
-              <w:tblW w:w="0" w:type="auto"/>
-              <w:jc w:val="center"/>
-              <w:tblBorders>
-                <w:top w:val="nil"/>
-                <w:left w:val="nil"/>
-                <w:bottom w:val="nil"/>
-                <w:right w:val="nil"/>
-                <w:insideH w:val="nil"/>
-                <w:insideV w:val="nil"/>
-              </w:tblBorders>
-              <w:tblLayout w:type="fixed"/>
-              <w:tblLook w:val="04A0" w:firstRow="1" w:lastRow="0" w:firstColumn="1" w:lastColumn="0" w:noHBand="0" w:noVBand="1"/>
-            </w:tblPr>
-            <w:tblGrid>
-              <w:gridCol w:w="3269"/>
-              <w:gridCol w:w="3269"/>
-              <w:gridCol w:w="3269"/>
-            </w:tblGrid>
-            <w:tr>
-              <w:trPr>
-                <w:jc w:val="center"/>
-              </w:trPr>
-              <w:tc>
-                <w:tcPr>
-                  <w:tcW w:w="3269" w:type="dxa"/>
-                  <w:tcBorders>
-                    <w:top w:val="nil"/>
-                    <w:left w:val="nil"/>
-                    <w:bottom w:val="nil"/>
-                    <w:right w:val="nil"/>
-                  </w:tcBorders>
-                  <w:tcMar>
-                    <w:top w:w="70" w:type="dxa"/>
-                    <w:left w:w="110" w:type="dxa"/>
-                    <w:bottom w:w="70" w:type="dxa"/>
-                    <w:right w:w="110" w:type="dxa"/>
-                  </w:tcMar>
-                </w:tcPr>
-                <w:p>
-                  <w:pPr>
-                    <w:keepNext/>
-                    <w:spacing w:after="0"/>
-                    <w:rPr>
-                      <w:rFonts w:ascii="Times New Roman" w:hAnsi="Times New Roman"/>
-                    </w:rPr>
-                  </w:pPr>
-                  <w:r>
-                    <w:rPr>
-                      <w:rFonts w:ascii="Times New Roman" w:eastAsia="黑体" w:hAnsi="Times New Roman" w:cstheme="minorHAnsi" w:hint="eastAsia"/>
-                      <w:b/>
-                      <w:sz w:val="18"/>
-                      <w:szCs w:val="18"/>
-                    </w:rPr>
-                    <w:t>Jan 2026 - Apr 2026</w:t>
-                  </w:r>
-                </w:p>
-              </w:tc>
-              <w:tc>
-                <w:tcPr>
-                  <w:tcW w:w="3269" w:type="dxa"/>
-                  <w:tcBorders>
-                    <w:top w:val="nil"/>
-                    <w:left w:val="nil"/>
-                    <w:bottom w:val="nil"/>
-                    <w:right w:val="nil"/>
-                  </w:tcBorders>
-                  <w:tcMar>
-                    <w:top w:w="70" w:type="dxa"/>
-                    <w:left w:w="110" w:type="dxa"/>
-                    <w:bottom w:w="70" w:type="dxa"/>
-                    <w:right w:w="110" w:type="dxa"/>
-                  </w:tcMar>
-                </w:tcPr>
-                <w:p>
-                  <w:pPr>
-                    <w:keepNext/>
-                    <w:spacing w:after="0"/>
-                    <w:rPr>
-                      <w:rFonts w:ascii="Times New Roman" w:eastAsia="黑体" w:hAnsi="Times New Roman" w:cstheme="minorHAnsi" w:hint="eastAsia"/>
-                      <w:b/>
-                      <w:sz w:val="18"/>
-                      <w:szCs w:val="18"/>
-                    </w:rPr>
-                  </w:pPr>
-                  <w:r>
-                    <w:rPr>
-                      <w:rFonts w:ascii="Times New Roman" w:eastAsia="黑体" w:hAnsi="Times New Roman" w:cstheme="minorHAnsi" w:hint="eastAsia"/>
-                      <w:b/>
-                      <w:sz w:val="18"/>
-                      <w:szCs w:val="18"/>
-                    </w:rPr>
-                    <w:t>Moore Threads</w:t>
-                  </w:r>
-                </w:p>
-              </w:tc>
-              <w:tc>
-                <w:tcPr>
-                  <w:tcW w:w="3269" w:type="dxa"/>
-                  <w:tcBorders>
-                    <w:top w:val="nil"/>
-                    <w:left w:val="nil"/>
-                    <w:bottom w:val="nil"/>
-                    <w:right w:val="nil"/>
-                  </w:tcBorders>
-                  <w:tcMar>
-                    <w:top w:w="70" w:type="dxa"/>
-                    <w:left w:w="110" w:type="dxa"/>
-                    <w:bottom w:w="70" w:type="dxa"/>
-                    <w:right w:w="110" w:type="dxa"/>
-                  </w:tcMar>
-                </w:tcPr>
-                <w:p>
-                  <w:pPr>
-                    <w:spacing w:after="0"/>
-                    <w:jc w:val="right"/>
-                    <w:rPr>
-                      <w:rFonts w:ascii="Times New Roman" w:hAnsi="Times New Roman"/>
-                    </w:rPr>
-                  </w:pPr>
-                  <w:r>
-                    <w:rPr>
-                      <w:rFonts w:ascii="Times New Roman" w:eastAsia="黑体" w:hAnsi="Times New Roman" w:cstheme="minorHAnsi" w:hint="eastAsia"/>
-                      <w:b/>
-                      <w:sz w:val="18"/>
-                      <w:szCs w:val="18"/>
-                    </w:rPr>
-                    <w:t>Operator &amp; Compiler Optimization Intern</w:t>
-                  </w:r>
-                </w:p>
-              </w:tc>
-            </w:tr>
-          </w:tbl>
-          <w:p>
-            <w:pPr>
-              <w:pStyle w:val="a5"/>
-              <w:numPr>
-                <w:ilvl w:val="0"/>
-                <w:numId w:val="4"/>
-              </w:numPr>
-              <w:spacing w:line="276" w:lineRule="auto"/>
-              <w:rPr>
-                <w:rFonts w:ascii="Times New Roman" w:eastAsia="宋体" w:hAnsi="Times New Roman" w:cstheme="minorHAnsi"/>
-                <w:sz w:val="20"/>
-                <w:szCs w:val="20"/>
-              </w:rPr>
-            </w:pPr>
-            <w:r>
-              <w:rPr>
-                <w:rFonts w:ascii="Times New Roman" w:eastAsia="宋体" w:hAnsi="Times New Roman" w:cstheme="minorHAnsi"/>
-                <w:b/>
-                <w:bCs/>
-                <w:sz w:val="20"/>
-                <w:szCs w:val="20"/>
-              </w:rPr>
-              <w:t>TensorFlow MUSA Extension:</w:t>
-            </w:r>
-            <w:r>
-              <w:rPr>
-                <w:rFonts w:ascii="Times New Roman" w:eastAsia="宋体" w:hAnsi="Times New Roman" w:cstheme="minorHAnsi"/>
-                <w:bCs/>
-                <w:sz w:val="20"/>
-                <w:szCs w:val="20"/>
-              </w:rPr>
-              <w:t xml:space="preserve"> Added operator support, plugin integration, tests, and graph optimizations. Integrated </w:t>
-            </w:r>
-            <w:proofErr w:type="spellStart"/>
-            <w:r>
-              <w:rPr>
-                <w:rFonts w:ascii="Times New Roman" w:eastAsia="宋体" w:hAnsi="Times New Roman" w:cstheme="minorHAnsi"/>
-                <w:bCs/>
-                <w:sz w:val="20"/>
-                <w:szCs w:val="20"/>
-              </w:rPr>
-              <w:t>muDNN</w:t>
-            </w:r>
-            <w:proofErr w:type="spellEnd"/>
-            <w:r>
-              <w:rPr>
-                <w:rFonts w:ascii="Times New Roman" w:eastAsia="宋体" w:hAnsi="Times New Roman" w:cstheme="minorHAnsi"/>
-                <w:bCs/>
-                <w:sz w:val="20"/>
-                <w:szCs w:val="20"/>
-              </w:rPr>
-              <w:t xml:space="preserve"> GELU and fixed the fusion pipeline so all 11 GELUs in the target network were fused, cutting representative-shape latency by 36.6%.</w:t>
-            </w:r>
-          </w:p>
-          <w:p>
-            <w:pPr>
-              <w:pStyle w:val="a5"/>
-              <w:spacing w:line="276" w:lineRule="auto"/>
-              <w:ind w:left="360"/>
-              <w:rPr>
-                <w:rFonts w:ascii="Times New Roman" w:eastAsia="宋体" w:hAnsi="Times New Roman" w:cstheme="minorHAnsi"/>
-                <w:sz w:val="20"/>
-                <w:szCs w:val="20"/>
-              </w:rPr>
-            </w:pPr>
-          </w:p>
-          <w:p>
-            <w:pPr>
-              <w:pStyle w:val="a5"/>
-              <w:numPr>
-                <w:ilvl w:val="0"/>
-                <w:numId w:val="4"/>
-              </w:numPr>
-              <w:spacing w:line="276" w:lineRule="auto"/>
-              <w:rPr>
-                <w:rFonts w:ascii="Times New Roman" w:eastAsia="宋体" w:hAnsi="Times New Roman" w:cstheme="minorHAnsi"/>
-                <w:sz w:val="20"/>
-                <w:szCs w:val="20"/>
-              </w:rPr>
-            </w:pPr>
-            <w:r>
-              <w:rPr>
-                <w:rFonts w:ascii="Times New Roman" w:eastAsia="宋体" w:hAnsi="Times New Roman" w:cstheme="minorHAnsi"/>
-                <w:b/>
-                <w:bCs/>
-                <w:sz w:val="20"/>
-                <w:szCs w:val="20"/>
-              </w:rPr>
-              <w:t>OOM and crash fix:</w:t>
-            </w:r>
-            <w:r>
-              <w:rPr>
-                <w:rFonts w:ascii="Times New Roman" w:eastAsia="宋体" w:hAnsi="Times New Roman" w:cstheme="minorHAnsi"/>
-                <w:bCs/>
-                <w:sz w:val="20"/>
-                <w:szCs w:val="20"/>
-              </w:rPr>
-              <w:t xml:space="preserve"> Traced long-run failures to shape tensors entering the device path in </w:t>
-            </w:r>
-            <w:proofErr w:type="spellStart"/>
-            <w:r>
-              <w:rPr>
-                <w:rFonts w:ascii="Times New Roman" w:eastAsia="宋体" w:hAnsi="Times New Roman" w:cstheme="minorHAnsi"/>
-                <w:bCs/>
-                <w:sz w:val="20"/>
-                <w:szCs w:val="20"/>
-              </w:rPr>
-              <w:t>StridedSlice</w:t>
-            </w:r>
-            <w:proofErr w:type="spellEnd"/>
-            <w:r>
-              <w:rPr>
-                <w:rFonts w:ascii="Times New Roman" w:eastAsia="宋体" w:hAnsi="Times New Roman" w:cstheme="minorHAnsi"/>
-                <w:bCs/>
-                <w:sz w:val="20"/>
-                <w:szCs w:val="20"/>
-              </w:rPr>
-              <w:t xml:space="preserve">&lt;int32&gt;/Pack&lt;int32&gt;. Reworked </w:t>
-            </w:r>
-            <w:proofErr w:type="spellStart"/>
-            <w:r>
-              <w:rPr>
-                <w:rFonts w:ascii="Times New Roman" w:eastAsia="宋体" w:hAnsi="Times New Roman" w:cstheme="minorHAnsi"/>
-                <w:bCs/>
-                <w:sz w:val="20"/>
-                <w:szCs w:val="20"/>
-              </w:rPr>
-              <w:t>HostMemory</w:t>
-            </w:r>
-            <w:proofErr w:type="spellEnd"/>
-            <w:r>
-              <w:rPr>
-                <w:rFonts w:ascii="Times New Roman" w:eastAsia="宋体" w:hAnsi="Times New Roman" w:cstheme="minorHAnsi"/>
-                <w:bCs/>
-                <w:sz w:val="20"/>
-                <w:szCs w:val="20"/>
-              </w:rPr>
-              <w:t xml:space="preserve"> handling, improving success from about 30% at 500 iterations to 100% at 1,000 and passing 40K/400K/800K-iteration stress runs.</w:t>
-            </w:r>
-          </w:p>
-          <w:p>
-            <w:pPr>
-              <w:spacing w:line="276" w:lineRule="auto"/>
-              <w:rPr>
-                <w:rFonts w:ascii="Times New Roman" w:eastAsia="宋体" w:hAnsi="Times New Roman" w:cstheme="minorHAnsi"/>
-                <w:sz w:val="20"/>
-                <w:szCs w:val="20"/>
-              </w:rPr>
-            </w:pPr>
+              <w:keepLines w:val="0"/>
+              <w:spacing w:before="0" w:after="5" w:line="240" w:lineRule="auto"/>
+              <w:ind w:left="140" w:hanging="140"/>
+              <w:jc w:val="left"/>
+            </w:pPr>
+            <w:r/>
+            <w:r>
+              <w:rPr>
+                <w:rFonts w:ascii="Times New Roman" w:hAnsi="Times New Roman" w:eastAsia="宋体"/>
+                <w:b/>
+                <w:sz w:val="16"/>
+                <w:u w:val="none"/>
+              </w:rPr>
+              <w:t xml:space="preserve">• </w:t>
+            </w:r>
+            <w:r>
+              <w:rPr>
+                <w:rFonts w:ascii="Times New Roman" w:hAnsi="Times New Roman" w:eastAsia="宋体"/>
+                <w:b/>
+                <w:sz w:val="16"/>
+                <w:u w:val="none"/>
+              </w:rPr>
+              <w:t>Training Kernel Support</w:t>
+            </w:r>
+          </w:p>
+          <w:p>
+            <w:pPr>
+              <w:keepLines w:val="0"/>
+              <w:spacing w:before="0" w:after="13" w:line="240" w:lineRule="auto"/>
+              <w:ind w:left="260" w:hanging="220"/>
+            </w:pPr>
+            <w:r>
+              <w:rPr>
+                <w:rFonts w:ascii="Times New Roman" w:hAnsi="Times New Roman" w:eastAsia="宋体"/>
+                <w:b w:val="0"/>
+                <w:sz w:val="16"/>
+                <w:u w:val="none"/>
+              </w:rPr>
+              <w:t xml:space="preserve">1. </w:t>
+            </w:r>
+            <w:r>
+              <w:rPr>
+                <w:rFonts w:ascii="Times New Roman" w:hAnsi="Times New Roman" w:eastAsia="宋体"/>
+                <w:b/>
+                <w:sz w:val="16"/>
+                <w:u w:val="none"/>
+              </w:rPr>
+              <w:t xml:space="preserve">FA3 deterministic SWA backward: </w:t>
+            </w:r>
+            <w:r>
+              <w:rPr>
+                <w:rFonts w:ascii="Times New Roman" w:hAnsi="Times New Roman" w:eastAsia="宋体"/>
+                <w:b w:val="0"/>
+                <w:sz w:val="16"/>
+                <w:u w:val="none"/>
+              </w:rPr>
+              <w:t>Used Nsys/NCU factorization to attribute 99.67% of deterministic overhead to the dQ semaphore chain. Implemented contributor-relative tickets aligned with the reverse scheduler in the fused kernel, with no new kernel/workspace/D2H and a short-sequence fallback. Cut packed backward from 6.755 to 1.699 ms (3.98x), achieved 1.59-5.37x at 2K-12K, and passed 3,601/3,601 regressions plus 1,000 bitwise repeats.</w:t>
+            </w:r>
+          </w:p>
+          <w:p>
+            <w:pPr>
+              <w:keepLines w:val="0"/>
+              <w:spacing w:before="0" w:after="13" w:line="240" w:lineRule="auto"/>
+              <w:ind w:left="260" w:hanging="220"/>
+            </w:pPr>
+            <w:r>
+              <w:rPr>
+                <w:rFonts w:ascii="Times New Roman" w:hAnsi="Times New Roman" w:eastAsia="宋体"/>
+                <w:b w:val="0"/>
+                <w:sz w:val="16"/>
+                <w:u w:val="none"/>
+              </w:rPr>
+              <w:t xml:space="preserve">2. </w:t>
+            </w:r>
+            <w:r>
+              <w:rPr>
+                <w:rFonts w:ascii="Times New Roman" w:hAnsi="Times New Roman" w:eastAsia="宋体"/>
+                <w:b/>
+                <w:sz w:val="16"/>
+                <w:u w:val="none"/>
+              </w:rPr>
+              <w:t xml:space="preserve">Sink FC1 GEMM and communication contention: </w:t>
+            </w:r>
+            <w:r>
+              <w:rPr>
+                <w:rFonts w:ascii="Times New Roman" w:hAnsi="Times New Roman" w:eastAsia="宋体"/>
+                <w:b w:val="0"/>
+                <w:sz w:val="16"/>
+                <w:u w:val="none"/>
+              </w:rPr>
+              <w:t>Corrected FC1 to BF16 8192x3072x3072 and isolated cross-stream communication contention rather than a slow GEMM. Built a 4xH200 dual-stream proxy, sweeping NCCL CTA budgets and DeepGEMM SM budgets (121 coarse, 89 fine) with Nsys grid/overlap checks. In the AllGather proxy, 12 CTA + DG120 reduced joint span by 12.80%, including 7.58% independent gain from compute throttling; AllToAll gains were attributed to communication parallelism.</w:t>
+            </w:r>
+          </w:p>
+          <w:p>
+            <w:pPr>
+              <w:keepLines w:val="0"/>
+              <w:spacing w:before="0" w:after="5" w:line="240" w:lineRule="auto"/>
+              <w:ind w:left="140" w:hanging="140"/>
+            </w:pPr>
+            <w:r>
+              <w:rPr>
+                <w:rFonts w:ascii="Times New Roman" w:hAnsi="Times New Roman" w:eastAsia="宋体"/>
+                <w:b/>
+                <w:sz w:val="16"/>
+                <w:u w:val="none"/>
+              </w:rPr>
+              <w:t xml:space="preserve">• </w:t>
+            </w:r>
+            <w:r>
+              <w:rPr>
+                <w:rFonts w:ascii="Times New Roman" w:hAnsi="Times New Roman" w:eastAsia="宋体"/>
+                <w:b/>
+                <w:sz w:val="16"/>
+                <w:u w:val="none"/>
+              </w:rPr>
+              <w:t>Inference Kernel Support</w:t>
+            </w:r>
+          </w:p>
+          <w:p>
+            <w:pPr>
+              <w:keepLines w:val="0"/>
+              <w:spacing w:before="0" w:after="13" w:line="240" w:lineRule="auto"/>
+              <w:ind w:left="260" w:hanging="220"/>
+            </w:pPr>
+            <w:r>
+              <w:rPr>
+                <w:rFonts w:ascii="Times New Roman" w:hAnsi="Times New Roman" w:eastAsia="宋体"/>
+                <w:b w:val="0"/>
+                <w:sz w:val="16"/>
+                <w:u w:val="none"/>
+              </w:rPr>
+              <w:t xml:space="preserve">1. </w:t>
+            </w:r>
+            <w:r>
+              <w:rPr>
+                <w:rFonts w:ascii="Times New Roman" w:hAnsi="Times New Roman" w:eastAsia="宋体"/>
+                <w:b/>
+                <w:sz w:val="16"/>
+                <w:u w:val="none"/>
+              </w:rPr>
+              <w:t xml:space="preserve">Deterministic MoE Router GEMM under CUDA Graph: </w:t>
+            </w:r>
+            <w:r>
+              <w:rPr>
+                <w:rFonts w:ascii="Times New Roman" w:hAnsi="Times New Roman" w:eastAsia="宋体"/>
+                <w:b w:val="0"/>
+                <w:sz w:val="16"/>
+                <w:u w:val="none"/>
+              </w:rPr>
+              <w:t>Integrated DeepGEMM, Triton Full-K, and persistent backends in vLLM; owned the tensor-signature selector, pre-capture numeric/graph preflight, cache/fallback, workspace lifecycle, and path tests. Replay freezes the backend decision. Reduced median latency of 48 router GEMMs by 73.39%, passed 135/135 kernel and 20/20 model bitwise checks, and improved prefix-cache-hit request throughput by 3.81%/4.36% on TP1/TP2.</w:t>
+            </w:r>
+          </w:p>
+          <w:p>
+            <w:pPr>
+              <w:keepLines w:val="0"/>
+              <w:spacing w:before="0" w:after="13" w:line="240" w:lineRule="auto"/>
+              <w:ind w:left="260" w:hanging="220"/>
+            </w:pPr>
+            <w:r>
+              <w:rPr>
+                <w:rFonts w:ascii="Times New Roman" w:hAnsi="Times New Roman" w:eastAsia="宋体"/>
+                <w:b w:val="0"/>
+                <w:sz w:val="16"/>
+                <w:u w:val="none"/>
+              </w:rPr>
+              <w:t xml:space="preserve">2. </w:t>
+            </w:r>
+            <w:r>
+              <w:rPr>
+                <w:rFonts w:ascii="Times New Roman" w:hAnsi="Times New Roman" w:eastAsia="宋体"/>
+                <w:b/>
+                <w:sz w:val="16"/>
+                <w:u w:val="none"/>
+              </w:rPr>
+              <w:t xml:space="preserve">Asynchronous OE state operator: </w:t>
+            </w:r>
+            <w:r>
+              <w:rPr>
+                <w:rFonts w:ascii="Times New Roman" w:hAnsi="Times New Roman" w:eastAsia="宋体"/>
+                <w:b w:val="0"/>
+                <w:sz w:val="16"/>
+                <w:u w:val="none"/>
+              </w:rPr>
+              <w:t>Kept recent-token history and oe_input_ids construction on GPU with Triton fused hashing, fixing cross-step state for prefill/decode/mixed batches/recovery/slot reuse/reorder. Passed 28/28 TP1 cases with +4.99% throughput; the TP&gt;1 async-unfused batch-invariant path reached 84/84 with zero mismatches and +4.6%/+3.0% decode throughput on TP2/TP4.</w:t>
+            </w:r>
+          </w:p>
+          <w:p>
+            <w:pPr>
+              <w:keepLines w:val="0"/>
+              <w:spacing w:before="0" w:after="5" w:line="240" w:lineRule="auto"/>
+              <w:ind w:left="140" w:hanging="140"/>
+            </w:pPr>
+            <w:r>
+              <w:rPr>
+                <w:rFonts w:ascii="Times New Roman" w:hAnsi="Times New Roman" w:eastAsia="宋体"/>
+                <w:b/>
+                <w:sz w:val="16"/>
+                <w:u w:val="none"/>
+              </w:rPr>
+              <w:t xml:space="preserve">• </w:t>
+            </w:r>
+            <w:r>
+              <w:rPr>
+                <w:rFonts w:ascii="Times New Roman" w:hAnsi="Times New Roman" w:eastAsia="宋体"/>
+                <w:b/>
+                <w:sz w:val="16"/>
+                <w:u w:val="none"/>
+              </w:rPr>
+              <w:t>RL Training-Inference Consistency and Rollout Reliability</w:t>
+            </w:r>
+          </w:p>
+          <w:p>
+            <w:pPr>
+              <w:keepLines w:val="0"/>
+              <w:spacing w:before="0" w:after="13" w:line="240" w:lineRule="auto"/>
+              <w:ind w:left="260" w:hanging="220"/>
+            </w:pPr>
+            <w:r>
+              <w:rPr>
+                <w:rFonts w:ascii="Times New Roman" w:hAnsi="Times New Roman" w:eastAsia="宋体"/>
+                <w:b w:val="0"/>
+                <w:sz w:val="16"/>
+                <w:u w:val="none"/>
+              </w:rPr>
+              <w:t xml:space="preserve">1. </w:t>
+            </w:r>
+            <w:r>
+              <w:rPr>
+                <w:rFonts w:ascii="Times New Roman" w:hAnsi="Times New Roman" w:eastAsia="宋体"/>
+                <w:b/>
+                <w:sz w:val="16"/>
+                <w:u w:val="none"/>
+              </w:rPr>
+              <w:t xml:space="preserve">R3 Router Replay and multi-GPU observability: </w:t>
+            </w:r>
+            <w:r>
+              <w:rPr>
+                <w:rFonts w:ascii="Times New Roman" w:hAnsi="Times New Roman" w:eastAsia="宋体"/>
+                <w:b w:val="0"/>
+                <w:sz w:val="16"/>
+                <w:u w:val="none"/>
+              </w:rPr>
+              <w:t>Built token/layer/top-k route capture, transport, training-side replay, response-mask alignment, and mismatch/f-tau2/KL diagnostics between vLLM and Megatron. On 8xH200/Qwen3-30B-A3B, reduced route mismatch from 17-19% to 0, f-tau2 by 36-145x, and KL by 4-7x; extended to a monitored 128-GPU, 200-step rollout with aligned key metrics.</w:t>
+            </w:r>
+          </w:p>
+          <w:p>
+            <w:pPr>
+              <w:keepLines w:val="0"/>
+              <w:spacing w:before="0" w:after="13" w:line="240" w:lineRule="auto"/>
+              <w:ind w:left="260" w:hanging="220"/>
+            </w:pPr>
+            <w:r>
+              <w:rPr>
+                <w:rFonts w:ascii="Times New Roman" w:hAnsi="Times New Roman" w:eastAsia="宋体"/>
+                <w:b w:val="0"/>
+                <w:sz w:val="16"/>
+                <w:u w:val="none"/>
+              </w:rPr>
+              <w:t xml:space="preserve">2. </w:t>
+            </w:r>
+            <w:r>
+              <w:rPr>
+                <w:rFonts w:ascii="Times New Roman" w:hAnsi="Times New Roman" w:eastAsia="宋体"/>
+                <w:b/>
+                <w:sz w:val="16"/>
+                <w:u w:val="none"/>
+              </w:rPr>
+              <w:t xml:space="preserve">FlashInfer CUDA Graph hang: </w:t>
+            </w:r>
+            <w:r>
+              <w:rPr>
+                <w:rFonts w:ascii="Times New Roman" w:hAnsi="Times New Roman" w:eastAsia="宋体"/>
+                <w:b w:val="0"/>
+                <w:sz w:val="16"/>
+                <w:u w:val="none"/>
+              </w:rPr>
+              <w:t>Reproduced a vLLM TP=2 FULL CUDA Graph rollout hang on two H200 GPUs. TP/eager/graph/fused controls traced it to FTZ misclassifying a Lamport -0.0 sentinel in fused AllReduce + RMSNorm. Backported the upstream 0x80000000 bitwise fix; repeated model graph on/off replays had no hang or timeout.</w:t>
+            </w:r>
+          </w:p>
+          <w:p>
+            <w:pPr>
+              <w:keepLines w:val="0"/>
+              <w:spacing w:before="0" w:after="11" w:line="240" w:lineRule="auto"/>
+              <w:ind w:left="0" w:firstLine="0"/>
+            </w:pPr>
+            <w:r>
+              <w:rPr>
+                <w:rFonts w:ascii="Times New Roman" w:hAnsi="Times New Roman" w:eastAsia="宋体"/>
+                <w:b/>
+                <w:sz w:val="17"/>
+                <w:u w:val="none"/>
+              </w:rPr>
+              <w:t>Jan 2026 - Apr 2026</w:t>
+            </w:r>
+            <w:r>
+              <w:rPr>
+                <w:rFonts w:ascii="Times New Roman" w:hAnsi="Times New Roman" w:eastAsia="宋体"/>
+                <w:b/>
+                <w:sz w:val="17"/>
+                <w:u w:val="none"/>
+              </w:rPr>
+              <w:t xml:space="preserve">                    Moore Threads                    Operator &amp; Compiler Optimization Intern</w:t>
+            </w:r>
+          </w:p>
+          <w:p>
+            <w:pPr>
+              <w:keepLines w:val="0"/>
+              <w:spacing w:before="0" w:after="2" w:line="240" w:lineRule="auto"/>
+              <w:ind w:left="140" w:hanging="140"/>
+            </w:pPr>
+            <w:r>
+              <w:rPr>
+                <w:rFonts w:ascii="Times New Roman" w:hAnsi="Times New Roman" w:eastAsia="宋体"/>
+                <w:b w:val="0"/>
+                <w:sz w:val="16"/>
+                <w:u w:val="none"/>
+              </w:rPr>
+              <w:t xml:space="preserve">• </w:t>
+            </w:r>
+            <w:r>
+              <w:rPr>
+                <w:rFonts w:ascii="Times New Roman" w:hAnsi="Times New Roman" w:eastAsia="宋体"/>
+                <w:b/>
+                <w:sz w:val="16"/>
+                <w:u w:val="none"/>
+              </w:rPr>
+              <w:t xml:space="preserve">TensorFlow MUSA Extension, graph optimization, and reliability: </w:t>
+            </w:r>
+            <w:r>
+              <w:rPr>
+                <w:rFonts w:ascii="Times New Roman" w:hAnsi="Times New Roman" w:eastAsia="宋体"/>
+                <w:b w:val="0"/>
+                <w:sz w:val="16"/>
+                <w:u w:val="none"/>
+              </w:rPr>
+              <w:t>Integrated muDNN GELU, repaired the fusion pipeline, and optimized hot paths; all 11 GELUs fused and representative-shape latency fell 36.6%. Reworked HostMemory after tracing shape tensors entering the device path, lifting success from about 30% at 500 iterations to 100% at 1,000 and passing 40K/400K/800K stress runs. Reduced Logical_Or from 21.2 to 10.7 us and raised end-to-end throughput from 8187.48 to 8284.65.</w:t>
+            </w:r>
           </w:p>
         </w:tc>
       </w:tr>
@@ -1159,21 +887,20 @@
               <w:bottom w:w="35" w:type="dxa"/>
               <w:right w:w="55" w:type="dxa"/>
             </w:tcMar>
+            <w:vAlign w:val="top"/>
           </w:tcPr>
           <w:p>
             <w:pPr>
-              <w:rPr>
-                <w:rFonts w:ascii="Times New Roman" w:hAnsi="Times New Roman" w:cstheme="minorHAnsi"/>
+              <w:spacing w:after="0" w:line="240" w:lineRule="auto"/>
+              <w:jc w:val="left"/>
+            </w:pPr>
+            <w:r/>
+            <w:r>
+              <w:rPr>
+                <w:rFonts w:ascii="Times New Roman" w:hAnsi="Times New Roman" w:eastAsia="黑体"/>
                 <w:b/>
                 <w:sz w:val="24"/>
-              </w:rPr>
-            </w:pPr>
-            <w:r>
-              <w:rPr>
-                <w:rFonts w:ascii="Times New Roman" w:eastAsia="黑体" w:hAnsi="Times New Roman" w:cstheme="minorHAnsi" w:hint="eastAsia"/>
-                <w:b/>
-                <w:sz w:val="24"/>
-                <w:szCs w:val="24"/>
+                <w:u w:val="none"/>
               </w:rPr>
               <w:t>OPEN-SOURCE CONTRIBUTIONS</w:t>
             </w:r>
@@ -1197,24 +924,22 @@
               <w:bottom w:w="35" w:type="dxa"/>
               <w:right w:w="55" w:type="dxa"/>
             </w:tcMar>
+            <w:vAlign w:val="top"/>
           </w:tcPr>
           <w:p>
             <w:pPr>
-              <w:rPr>
-                <w:rFonts w:ascii="Times New Roman" w:eastAsia="黑体" w:hAnsi="Times New Roman" w:cstheme="minorHAnsi" w:hint="eastAsia"/>
+              <w:spacing w:after="0" w:line="240" w:lineRule="auto"/>
+              <w:jc w:val="left"/>
+            </w:pPr>
+            <w:r/>
+            <w:r>
+              <w:rPr>
+                <w:rFonts w:ascii="Times New Roman" w:hAnsi="Times New Roman" w:eastAsia="宋体"/>
                 <w:b/>
                 <w:sz w:val="18"/>
-                <w:szCs w:val="18"/>
-              </w:rPr>
-            </w:pPr>
-            <w:r>
-              <w:rPr>
-                <w:rFonts w:ascii="Times New Roman" w:eastAsia="黑体" w:hAnsi="Times New Roman" w:cstheme="minorHAnsi" w:hint="eastAsia"/>
-                <w:b/>
-                <w:sz w:val="18"/>
-                <w:szCs w:val="18"/>
-              </w:rPr>
-              <w:t>Aug 2026</w:t>
+                <w:u w:val="none"/>
+              </w:rPr>
+              <w:t>Aug - Sep 2026</w:t>
             </w:r>
           </w:p>
         </w:tc>
@@ -1255,27 +980,22 @@
               <w:bottom w:w="35" w:type="dxa"/>
               <w:right w:w="55" w:type="dxa"/>
             </w:tcMar>
+            <w:vAlign w:val="top"/>
           </w:tcPr>
           <w:p>
             <w:pPr>
-              <w:wordWrap w:val="0"/>
+              <w:spacing w:after="0" w:line="240" w:lineRule="auto"/>
               <w:jc w:val="right"/>
-              <w:rPr>
-                <w:rFonts w:ascii="Times New Roman" w:eastAsia="黑体" w:hAnsi="Times New Roman" w:cstheme="minorHAnsi" w:hint="eastAsia"/>
+            </w:pPr>
+            <w:r/>
+            <w:r>
+              <w:rPr>
+                <w:rFonts w:ascii="Times New Roman" w:hAnsi="Times New Roman" w:eastAsia="宋体"/>
                 <w:b/>
                 <w:sz w:val="18"/>
-                <w:szCs w:val="18"/>
-              </w:rPr>
-            </w:pPr>
-            <w:r>
-              <w:rPr>
-                <w:rFonts w:ascii="Times New Roman" w:eastAsia="黑体" w:hAnsi="Times New Roman" w:cstheme="minorHAnsi" w:hint="eastAsia"/>
-                <w:b/>
-                <w:bCs/>
-                <w:sz w:val="18"/>
-                <w:szCs w:val="18"/>
-              </w:rPr>
-              <w:t>AI Infrastructure Upstream Contributions</w:t>
+                <w:u w:val="none"/>
+              </w:rPr>
+              <w:t>Merged External Contributions</w:t>
             </w:r>
           </w:p>
         </w:tc>
@@ -1295,74 +1015,170 @@
               <w:bottom w:w="35" w:type="dxa"/>
               <w:right w:w="55" w:type="dxa"/>
             </w:tcMar>
+            <w:vAlign w:val="top"/>
           </w:tcPr>
           <w:p>
             <w:pPr>
-              <w:pStyle w:val="a"/>
-              <w:numPr>
-                <w:ilvl w:val="0"/>
-                <w:numId w:val="15"/>
-              </w:numPr>
-              <w:spacing w:after="40" w:line="264" w:lineRule="auto"/>
-              <w:rPr>
-                <w:color w:val="auto"/>
-                <w:lang w:eastAsia="zh-CN"/>
-              </w:rPr>
-            </w:pPr>
-            <w:r>
-              <w:rPr>
-                <w:b/>
-                <w:lang w:eastAsia="zh-CN"/>
-              </w:rPr>
-              <w:t xml:space="preserve">Mooncake | </w:t>
-            </w:r>
-            <w:hyperlink r:id="rId9" w:history="1">
+              <w:keepLines w:val="0"/>
+              <w:spacing w:before="0" w:after="0" w:line="240" w:lineRule="auto"/>
+              <w:ind w:left="140" w:hanging="140"/>
+              <w:jc w:val="left"/>
+            </w:pPr>
+            <w:r/>
+            <w:r>
+              <w:rPr>
+                <w:rFonts w:ascii="Times New Roman" w:hAnsi="Times New Roman" w:eastAsia="宋体"/>
+                <w:b/>
+                <w:sz w:val="16"/>
+                <w:u w:val="none"/>
+              </w:rPr>
+              <w:t xml:space="preserve">• 5 merged external PRs (XFDG): Mooncake </w:t>
+            </w:r>
+            <w:hyperlink r:id="rId10">
               <w:r>
                 <w:rPr>
-                  <w:rStyle w:val="ab"/>
-                  <w:lang w:eastAsia="zh-CN"/>
-                </w:rPr>
-                <w:t>PR #3604</w:t>
-              </w:r>
-            </w:hyperlink>
-            <w:r>
-              <w:rPr>
-                <w:lang w:eastAsia="zh-CN"/>
-              </w:rPr>
-              <w:t xml:space="preserve"> / </w:t>
-            </w:r>
-            <w:hyperlink r:id="rId10" w:history="1">
-              <w:r>
-                <w:rPr>
-                  <w:rStyle w:val="ab"/>
-                  <w:lang w:eastAsia="zh-CN"/>
+                  <w:rFonts w:ascii="Times New Roman" w:hAnsi="Times New Roman" w:eastAsia="宋体"/>
+                  <w:b w:val="0"/>
+                  <w:color w:val="0563C1"/>
+                  <w:sz w:val="16"/>
+                  <w:u w:val="single"/>
                 </w:rPr>
                 <w:t>#3601</w:t>
               </w:r>
             </w:hyperlink>
             <w:r>
               <w:rPr>
-                <w:lang w:eastAsia="zh-CN"/>
-              </w:rPr>
-              <w:t xml:space="preserve"> (Merged): Fixed transfer stalls and timeouts caused by reusing stale QPs after RDMA port recovery. Reordered storage writes to call </w:t>
-            </w:r>
-            <w:proofErr w:type="spellStart"/>
-            <w:r>
-              <w:rPr>
-                <w:lang w:eastAsia="zh-CN"/>
-              </w:rPr>
-              <w:t>fdatasync</w:t>
-            </w:r>
-            <w:proofErr w:type="spellEnd"/>
-            <w:r>
-              <w:rPr>
-                <w:lang w:eastAsia="zh-CN"/>
-              </w:rPr>
-              <w:t xml:space="preserve"> before metadata commit and added regression coverage for sync failures and orphan-file cleanup.</w:t>
+                <w:rFonts w:ascii="Times New Roman" w:hAnsi="Times New Roman" w:eastAsia="宋体"/>
+                <w:b w:val="0"/>
+                <w:sz w:val="16"/>
+                <w:u w:val="none"/>
+              </w:rPr>
+              <w:t>/</w:t>
+            </w:r>
+            <w:hyperlink r:id="rId9">
+              <w:r>
+                <w:rPr>
+                  <w:rFonts w:ascii="Times New Roman" w:hAnsi="Times New Roman" w:eastAsia="宋体"/>
+                  <w:b w:val="0"/>
+                  <w:color w:val="0563C1"/>
+                  <w:sz w:val="16"/>
+                  <w:u w:val="single"/>
+                </w:rPr>
+                <w:t>#3604</w:t>
+              </w:r>
+            </w:hyperlink>
+            <w:r>
+              <w:rPr>
+                <w:rFonts w:ascii="Times New Roman" w:hAnsi="Times New Roman" w:eastAsia="宋体"/>
+                <w:b w:val="0"/>
+                <w:sz w:val="16"/>
+                <w:u w:val="none"/>
+              </w:rPr>
+              <w:t>/</w:t>
+            </w:r>
+            <w:hyperlink r:id="rId14">
+              <w:r>
+                <w:rPr>
+                  <w:rFonts w:ascii="Times New Roman" w:hAnsi="Times New Roman" w:eastAsia="宋体"/>
+                  <w:b w:val="0"/>
+                  <w:color w:val="0563C1"/>
+                  <w:sz w:val="16"/>
+                  <w:u w:val="single"/>
+                </w:rPr>
+                <w:t>#3660</w:t>
+              </w:r>
+            </w:hyperlink>
+            <w:r>
+              <w:rPr>
+                <w:rFonts w:ascii="Times New Roman" w:hAnsi="Times New Roman" w:eastAsia="宋体"/>
+                <w:b w:val="0"/>
+                <w:sz w:val="16"/>
+                <w:u w:val="none"/>
+              </w:rPr>
+              <w:t>/</w:t>
+            </w:r>
+            <w:hyperlink r:id="rId15">
+              <w:r>
+                <w:rPr>
+                  <w:rFonts w:ascii="Times New Roman" w:hAnsi="Times New Roman" w:eastAsia="宋体"/>
+                  <w:b w:val="0"/>
+                  <w:color w:val="0563C1"/>
+                  <w:sz w:val="16"/>
+                  <w:u w:val="single"/>
+                </w:rPr>
+                <w:t>#3726</w:t>
+              </w:r>
+            </w:hyperlink>
+            <w:r>
+              <w:rPr>
+                <w:rFonts w:ascii="Times New Roman" w:hAnsi="Times New Roman" w:eastAsia="宋体"/>
+                <w:b w:val="0"/>
+                <w:sz w:val="16"/>
+                <w:u w:val="none"/>
+              </w:rPr>
+              <w:t xml:space="preserve"> (Merged), </w:t>
+            </w:r>
+            <w:r>
+              <w:rPr>
+                <w:rFonts w:ascii="Times New Roman" w:hAnsi="Times New Roman" w:eastAsia="宋体"/>
+                <w:b w:val="0"/>
+                <w:sz w:val="16"/>
+                <w:u w:val="none"/>
+              </w:rPr>
+              <w:t xml:space="preserve">covering storage durability, RDMA recovery, memory-unregister lifecycle, and queue error propagation; Mirage </w:t>
+            </w:r>
+            <w:hyperlink r:id="rId16">
+              <w:r>
+                <w:rPr>
+                  <w:rFonts w:ascii="Times New Roman" w:hAnsi="Times New Roman" w:eastAsia="宋体"/>
+                  <w:b w:val="0"/>
+                  <w:color w:val="0563C1"/>
+                  <w:sz w:val="16"/>
+                  <w:u w:val="single"/>
+                </w:rPr>
+                <w:t>#755</w:t>
+              </w:r>
+            </w:hyperlink>
+            <w:r>
+              <w:rPr>
+                <w:rFonts w:ascii="Times New Roman" w:hAnsi="Times New Roman" w:eastAsia="宋体"/>
+                <w:b w:val="0"/>
+                <w:sz w:val="16"/>
+                <w:u w:val="none"/>
+              </w:rPr>
+              <w:t xml:space="preserve"> (Merged) fixes argmax padding rows.</w:t>
             </w:r>
           </w:p>
         </w:tc>
       </w:tr>
+    </w:tbl>
+    <w:p>
+      <w:r>
+        <w:br w:type="page"/>
+      </w:r>
+    </w:p>
+    <w:tbl>
+      <w:tblPr>
+        <w:tblStyle w:val="a4"/>
+        <w:tblW w:w="10806" w:type="dxa"/>
+        <w:tblInd w:w="-725" w:type="dxa"/>
+        <w:tblBorders>
+          <w:top w:val="none" w:sz="0" w:space="0" w:color="auto"/>
+          <w:left w:val="none" w:sz="0" w:space="0" w:color="auto"/>
+          <w:bottom w:val="none" w:sz="0" w:space="0" w:color="auto"/>
+          <w:right w:val="none" w:sz="0" w:space="0" w:color="auto"/>
+          <w:insideH w:val="none" w:sz="0" w:space="0" w:color="auto"/>
+          <w:insideV w:val="none" w:sz="0" w:space="0" w:color="auto"/>
+        </w:tblBorders>
+        <w:tblLook w:val="04A0" w:firstRow="1" w:lastRow="0" w:firstColumn="1" w:lastColumn="0" w:noHBand="0" w:noVBand="1"/>
+      </w:tblPr>
+      <w:tblGrid>
+        <w:gridCol w:w="3601"/>
+        <w:gridCol w:w="526"/>
+        <w:gridCol w:w="3076"/>
+        <w:gridCol w:w="2877"/>
+        <w:gridCol w:w="726"/>
+      </w:tblGrid>
       <w:tr>
         <w:trPr>
           <w:gridAfter w:val="1"/>
@@ -1375,24 +1191,21 @@
             <w:tcBorders>
               <w:bottom w:val="single" w:sz="4" w:space="0" w:color="auto"/>
             </w:tcBorders>
+            <w:vAlign w:val="top"/>
           </w:tcPr>
           <w:p>
             <w:pPr>
-              <w:pageBreakBefore/>
-              <w:rPr>
-                <w:rFonts w:ascii="Times New Roman" w:hAnsi="Times New Roman" w:cstheme="minorHAnsi"/>
+              <w:spacing w:after="0" w:line="240" w:lineRule="auto"/>
+              <w:jc w:val="left"/>
+            </w:pPr>
+            <w:r/>
+            <w:r>
+              <w:rPr>
+                <w:rFonts w:ascii="Times New Roman" w:hAnsi="Times New Roman" w:eastAsia="黑体"/>
                 <w:b/>
                 <w:sz w:val="24"/>
-              </w:rPr>
-            </w:pPr>
-            <w:r>
-              <w:rPr>
-                <w:rFonts w:ascii="Times New Roman" w:eastAsia="黑体" w:hAnsi="Times New Roman" w:cstheme="minorHAnsi" w:hint="eastAsia"/>
-                <w:b/>
-                <w:sz w:val="24"/>
-                <w:szCs w:val="24"/>
-              </w:rPr>
-              <w:lastRenderedPageBreak/>
+                <w:u w:val="none"/>
+              </w:rPr>
               <w:t>PROJECTS AND RESEARCH</w:t>
             </w:r>
           </w:p>
@@ -1409,22 +1222,20 @@
             <w:tcBorders>
               <w:top w:val="single" w:sz="4" w:space="0" w:color="auto"/>
             </w:tcBorders>
+            <w:vAlign w:val="top"/>
           </w:tcPr>
           <w:p>
             <w:pPr>
-              <w:rPr>
-                <w:rFonts w:ascii="Times New Roman" w:eastAsia="黑体" w:hAnsi="Times New Roman" w:cstheme="minorHAnsi" w:hint="eastAsia"/>
+              <w:spacing w:after="0" w:line="240" w:lineRule="auto"/>
+              <w:jc w:val="left"/>
+            </w:pPr>
+            <w:r/>
+            <w:r>
+              <w:rPr>
+                <w:rFonts w:ascii="Times New Roman" w:hAnsi="Times New Roman" w:eastAsia="宋体"/>
                 <w:b/>
                 <w:sz w:val="18"/>
-                <w:szCs w:val="18"/>
-              </w:rPr>
-            </w:pPr>
-            <w:r>
-              <w:rPr>
-                <w:rFonts w:ascii="Times New Roman" w:eastAsia="黑体" w:hAnsi="Times New Roman" w:cstheme="minorHAnsi" w:hint="eastAsia"/>
-                <w:b/>
-                <w:sz w:val="18"/>
-                <w:szCs w:val="18"/>
+                <w:u w:val="none"/>
               </w:rPr>
               <w:t>Dec 2025 - Present</w:t>
             </w:r>
@@ -1436,16 +1247,22 @@
             <w:tcBorders>
               <w:top w:val="single" w:sz="4" w:space="0" w:color="auto"/>
             </w:tcBorders>
+            <w:vAlign w:val="top"/>
           </w:tcPr>
           <w:p>
             <w:pPr>
-              <w:jc w:val="center"/>
-              <w:rPr>
-                <w:rFonts w:ascii="Times New Roman" w:eastAsia="黑体" w:hAnsi="Times New Roman" w:cstheme="minorHAnsi" w:hint="eastAsia"/>
+              <w:spacing w:after="0" w:line="240" w:lineRule="auto"/>
+              <w:jc w:val="left"/>
+            </w:pPr>
+            <w:r/>
+            <w:r>
+              <w:rPr>
+                <w:rFonts w:ascii="Times New Roman" w:hAnsi="Times New Roman" w:eastAsia="宋体"/>
+                <w:b/>
                 <w:sz w:val="18"/>
-                <w:szCs w:val="18"/>
-              </w:rPr>
-            </w:pPr>
+                <w:u w:val="none"/>
+              </w:rPr>
+            </w:r>
           </w:p>
         </w:tc>
         <w:tc>
@@ -1455,49 +1272,22 @@
             <w:tcBorders>
               <w:top w:val="single" w:sz="4" w:space="0" w:color="auto"/>
             </w:tcBorders>
+            <w:vAlign w:val="top"/>
           </w:tcPr>
           <w:p>
             <w:pPr>
-              <w:wordWrap w:val="0"/>
+              <w:spacing w:after="0" w:line="240" w:lineRule="auto"/>
               <w:jc w:val="right"/>
-              <w:rPr>
-                <w:rFonts w:ascii="Times New Roman" w:eastAsia="黑体" w:hAnsi="Times New Roman" w:cstheme="minorHAnsi" w:hint="eastAsia"/>
-                <w:b/>
-                <w:sz w:val="18"/>
-                <w:szCs w:val="18"/>
-              </w:rPr>
-            </w:pPr>
-            <w:r>
-              <w:rPr>
-                <w:rFonts w:ascii="Times New Roman" w:eastAsia="黑体" w:hAnsi="Times New Roman" w:cstheme="minorHAnsi" w:hint="eastAsia"/>
-                <w:b/>
-                <w:bCs/>
-                <w:sz w:val="18"/>
-                <w:szCs w:val="18"/>
-              </w:rPr>
-              <w:t xml:space="preserve">High-Performance Quantized LLM Runtime with </w:t>
-            </w:r>
-            <w:proofErr w:type="spellStart"/>
-            <w:r>
-              <w:rPr>
-                <w:rFonts w:ascii="Times New Roman" w:eastAsia="黑体" w:hAnsi="Times New Roman" w:cstheme="minorHAnsi" w:hint="eastAsia"/>
-                <w:b/>
-                <w:bCs/>
-                <w:sz w:val="18"/>
-                <w:szCs w:val="18"/>
-              </w:rPr>
-              <w:t>PyTorch</w:t>
-            </w:r>
-            <w:proofErr w:type="spellEnd"/>
-            <w:r>
-              <w:rPr>
-                <w:rFonts w:ascii="Times New Roman" w:eastAsia="黑体" w:hAnsi="Times New Roman" w:cstheme="minorHAnsi" w:hint="eastAsia"/>
-                <w:b/>
-                <w:bCs/>
-                <w:sz w:val="18"/>
-                <w:szCs w:val="18"/>
-              </w:rPr>
-              <w:t xml:space="preserve"> Extensions</w:t>
+            </w:pPr>
+            <w:r/>
+            <w:r>
+              <w:rPr>
+                <w:rFonts w:ascii="Times New Roman" w:hAnsi="Times New Roman" w:eastAsia="宋体"/>
+                <w:b/>
+                <w:sz w:val="17"/>
+                <w:u w:val="none"/>
+              </w:rPr>
+              <w:t>High-Performance Quantized LLM Runtime with PyTorch Extensions</w:t>
             </w:r>
           </w:p>
         </w:tc>
@@ -1511,315 +1301,42 @@
           <w:tcPr>
             <w:tcW w:w="10080" w:type="dxa"/>
             <w:gridSpan w:val="4"/>
+            <w:vAlign w:val="top"/>
           </w:tcPr>
           <w:p>
             <w:pPr>
-              <w:pStyle w:val="a"/>
-              <w:numPr>
-                <w:ilvl w:val="0"/>
-                <w:numId w:val="15"/>
-              </w:numPr>
-              <w:spacing w:after="40" w:line="264" w:lineRule="auto"/>
-              <w:rPr>
-                <w:rFonts w:cstheme="minorHAnsi"/>
-                <w:b/>
-                <w:bCs/>
-                <w:color w:val="auto"/>
-                <w:szCs w:val="20"/>
-                <w:lang w:eastAsia="zh-CN"/>
-              </w:rPr>
-            </w:pPr>
-            <w:r>
-              <w:rPr>
-                <w:rFonts w:cstheme="minorHAnsi"/>
-                <w:b/>
-                <w:bCs/>
-                <w:color w:val="auto"/>
-                <w:szCs w:val="20"/>
-                <w:lang w:eastAsia="zh-CN"/>
-              </w:rPr>
-              <w:t>Runtime and backend integration:</w:t>
-            </w:r>
-            <w:r>
-              <w:rPr>
-                <w:rFonts w:cstheme="minorHAnsi"/>
-                <w:bCs/>
-                <w:color w:val="auto"/>
-                <w:szCs w:val="20"/>
-                <w:lang w:eastAsia="zh-CN"/>
-              </w:rPr>
-              <w:t xml:space="preserve"> Extended a </w:t>
-            </w:r>
-            <w:proofErr w:type="spellStart"/>
-            <w:r>
-              <w:rPr>
-                <w:rFonts w:cstheme="minorHAnsi"/>
-                <w:bCs/>
-                <w:color w:val="auto"/>
-                <w:szCs w:val="20"/>
-                <w:lang w:eastAsia="zh-CN"/>
-              </w:rPr>
-              <w:t>PyTorch</w:t>
-            </w:r>
-            <w:proofErr w:type="spellEnd"/>
-            <w:r>
-              <w:rPr>
-                <w:rFonts w:cstheme="minorHAnsi"/>
-                <w:bCs/>
-                <w:color w:val="auto"/>
-                <w:szCs w:val="20"/>
-                <w:lang w:eastAsia="zh-CN"/>
-              </w:rPr>
-              <w:t xml:space="preserve"> runtime supporting W4A16 AWQ, W8A8 </w:t>
-            </w:r>
-            <w:proofErr w:type="spellStart"/>
-            <w:r>
-              <w:rPr>
-                <w:rFonts w:cstheme="minorHAnsi"/>
-                <w:bCs/>
-                <w:color w:val="auto"/>
-                <w:szCs w:val="20"/>
-                <w:lang w:eastAsia="zh-CN"/>
-              </w:rPr>
-              <w:t>SmoothQuant</w:t>
-            </w:r>
-            <w:proofErr w:type="spellEnd"/>
-            <w:r>
-              <w:rPr>
-                <w:rFonts w:cstheme="minorHAnsi"/>
-                <w:bCs/>
-                <w:color w:val="auto"/>
-                <w:szCs w:val="20"/>
-                <w:lang w:eastAsia="zh-CN"/>
-              </w:rPr>
-              <w:t>, and FP8 with configurable FlashAttention-2/4, GQA KV-head expansion, soft-cap masking, and an SDPA fallback. Made CUDA architecture, cache, and model paths configurable for local RTX 5060 and H200 deployment.</w:t>
-            </w:r>
-          </w:p>
-          <w:p>
-            <w:pPr>
-              <w:pStyle w:val="a"/>
-              <w:numPr>
-                <w:ilvl w:val="0"/>
-                <w:numId w:val="15"/>
-              </w:numPr>
-              <w:spacing w:after="40" w:line="264" w:lineRule="auto"/>
-              <w:rPr>
-                <w:rFonts w:cstheme="minorHAnsi"/>
-                <w:b/>
-                <w:bCs/>
-                <w:color w:val="auto"/>
-                <w:szCs w:val="20"/>
-                <w:lang w:eastAsia="zh-CN"/>
-              </w:rPr>
-            </w:pPr>
-            <w:r>
-              <w:rPr>
-                <w:rFonts w:cstheme="minorHAnsi"/>
-                <w:b/>
-                <w:bCs/>
-                <w:color w:val="auto"/>
-                <w:szCs w:val="20"/>
-                <w:lang w:eastAsia="zh-CN"/>
-              </w:rPr>
-              <w:t>H200 kernels and tensor parallelism:</w:t>
-            </w:r>
-            <w:r>
-              <w:rPr>
-                <w:rFonts w:cstheme="minorHAnsi"/>
-                <w:bCs/>
-                <w:color w:val="auto"/>
-                <w:szCs w:val="20"/>
-                <w:lang w:eastAsia="zh-CN"/>
-              </w:rPr>
-              <w:t xml:space="preserve"> Ported AWQ to 2xH200 and used Compute Sanitizer to trace an out-of-bounds decode access in gemv_kernel_g128 to reading eight scale/zero groups when K/</w:t>
-            </w:r>
-            <w:proofErr w:type="spellStart"/>
-            <w:r>
-              <w:rPr>
-                <w:rFonts w:cstheme="minorHAnsi"/>
-                <w:bCs/>
-                <w:color w:val="auto"/>
-                <w:szCs w:val="20"/>
-                <w:lang w:eastAsia="zh-CN"/>
-              </w:rPr>
-              <w:t>group_size</w:t>
-            </w:r>
-            <w:proofErr w:type="spellEnd"/>
-            <w:r>
-              <w:rPr>
-                <w:rFonts w:cstheme="minorHAnsi"/>
-                <w:bCs/>
-                <w:color w:val="auto"/>
-                <w:szCs w:val="20"/>
-                <w:lang w:eastAsia="zh-CN"/>
-              </w:rPr>
-              <w:t xml:space="preserve">=7. Added bounds checks, current-stream launches, and error handling; all </w:t>
-            </w:r>
-            <w:proofErr w:type="spellStart"/>
-            <w:r>
-              <w:rPr>
-                <w:rFonts w:cstheme="minorHAnsi"/>
-                <w:bCs/>
-                <w:color w:val="auto"/>
-                <w:szCs w:val="20"/>
-                <w:lang w:eastAsia="zh-CN"/>
-              </w:rPr>
-              <w:t>memcheck</w:t>
-            </w:r>
-            <w:proofErr w:type="spellEnd"/>
-            <w:r>
-              <w:rPr>
-                <w:rFonts w:cstheme="minorHAnsi"/>
-                <w:bCs/>
-                <w:color w:val="auto"/>
-                <w:szCs w:val="20"/>
-                <w:lang w:eastAsia="zh-CN"/>
-              </w:rPr>
-              <w:t>/</w:t>
-            </w:r>
-            <w:proofErr w:type="spellStart"/>
-            <w:r>
-              <w:rPr>
-                <w:rFonts w:cstheme="minorHAnsi"/>
-                <w:bCs/>
-                <w:color w:val="auto"/>
-                <w:szCs w:val="20"/>
-                <w:lang w:eastAsia="zh-CN"/>
-              </w:rPr>
-              <w:t>initcheck</w:t>
-            </w:r>
-            <w:proofErr w:type="spellEnd"/>
-            <w:r>
-              <w:rPr>
-                <w:rFonts w:cstheme="minorHAnsi"/>
-                <w:bCs/>
-                <w:color w:val="auto"/>
-                <w:szCs w:val="20"/>
-                <w:lang w:eastAsia="zh-CN"/>
-              </w:rPr>
-              <w:t>/</w:t>
-            </w:r>
-            <w:proofErr w:type="spellStart"/>
-            <w:r>
-              <w:rPr>
-                <w:rFonts w:cstheme="minorHAnsi"/>
-                <w:bCs/>
-                <w:color w:val="auto"/>
-                <w:szCs w:val="20"/>
-                <w:lang w:eastAsia="zh-CN"/>
-              </w:rPr>
-              <w:t>synccheck</w:t>
-            </w:r>
-            <w:proofErr w:type="spellEnd"/>
-            <w:r>
-              <w:rPr>
-                <w:rFonts w:cstheme="minorHAnsi"/>
-                <w:bCs/>
-                <w:color w:val="auto"/>
-                <w:szCs w:val="20"/>
-                <w:lang w:eastAsia="zh-CN"/>
-              </w:rPr>
-              <w:t>/</w:t>
-            </w:r>
-            <w:proofErr w:type="spellStart"/>
-            <w:r>
-              <w:rPr>
-                <w:rFonts w:cstheme="minorHAnsi"/>
-                <w:bCs/>
-                <w:color w:val="auto"/>
-                <w:szCs w:val="20"/>
-                <w:lang w:eastAsia="zh-CN"/>
-              </w:rPr>
-              <w:t>racecheck</w:t>
-            </w:r>
-            <w:proofErr w:type="spellEnd"/>
-            <w:r>
-              <w:rPr>
-                <w:rFonts w:cstheme="minorHAnsi"/>
-                <w:bCs/>
-                <w:color w:val="auto"/>
-                <w:szCs w:val="20"/>
-                <w:lang w:eastAsia="zh-CN"/>
-              </w:rPr>
-              <w:t xml:space="preserve"> cases passed. Implemented packed-AWQ TP=2 with Q/K/V and gate/up column sharding, O/down row sharding, and NCCL all-reduce.</w:t>
-            </w:r>
-          </w:p>
-          <w:p>
-            <w:pPr>
-              <w:pStyle w:val="a"/>
-              <w:numPr>
-                <w:ilvl w:val="0"/>
-                <w:numId w:val="15"/>
-              </w:numPr>
-              <w:spacing w:after="40" w:line="264" w:lineRule="auto"/>
-              <w:rPr>
-                <w:lang w:eastAsia="zh-CN"/>
-              </w:rPr>
-            </w:pPr>
-            <w:r>
-              <w:rPr>
-                <w:rFonts w:cstheme="minorHAnsi"/>
-                <w:b/>
-                <w:bCs/>
-                <w:color w:val="auto"/>
-                <w:szCs w:val="20"/>
-                <w:lang w:eastAsia="zh-CN"/>
-              </w:rPr>
-              <w:t>32B deployment:</w:t>
-            </w:r>
-            <w:r>
-              <w:rPr>
-                <w:rFonts w:cstheme="minorHAnsi"/>
-                <w:bCs/>
-                <w:color w:val="auto"/>
-                <w:szCs w:val="20"/>
-                <w:lang w:eastAsia="zh-CN"/>
-              </w:rPr>
-              <w:t xml:space="preserve"> Quantized and deployed Qwen2.5-Coder-32B W4A16 on two GPUs. Reduced checkpoint size from 61.04 to 18.02 GiB (-70.5%), increased end-to-end output throughput from 2.53 to 4.47 </w:t>
-            </w:r>
-            <w:proofErr w:type="spellStart"/>
-            <w:r>
-              <w:rPr>
-                <w:rFonts w:cstheme="minorHAnsi"/>
-                <w:bCs/>
-                <w:color w:val="auto"/>
-                <w:szCs w:val="20"/>
-                <w:lang w:eastAsia="zh-CN"/>
-              </w:rPr>
-              <w:t>tok</w:t>
-            </w:r>
-            <w:proofErr w:type="spellEnd"/>
-            <w:r>
-              <w:rPr>
-                <w:rFonts w:cstheme="minorHAnsi"/>
-                <w:bCs/>
-                <w:color w:val="auto"/>
-                <w:szCs w:val="20"/>
-                <w:lang w:eastAsia="zh-CN"/>
-              </w:rPr>
-              <w:t>/s (+76.8%), and cut peak memory from 32.02 to 10.63 GiB/rank (-66.8%). Validated with ten CUDA/</w:t>
-            </w:r>
-            <w:proofErr w:type="spellStart"/>
-            <w:r>
-              <w:rPr>
-                <w:rFonts w:cstheme="minorHAnsi"/>
-                <w:bCs/>
-                <w:color w:val="auto"/>
-                <w:szCs w:val="20"/>
-                <w:lang w:eastAsia="zh-CN"/>
-              </w:rPr>
-              <w:t>PyTorch</w:t>
-            </w:r>
-            <w:proofErr w:type="spellEnd"/>
-            <w:r>
-              <w:rPr>
-                <w:rFonts w:cstheme="minorHAnsi"/>
-                <w:bCs/>
-                <w:color w:val="auto"/>
-                <w:szCs w:val="20"/>
-                <w:lang w:eastAsia="zh-CN"/>
-              </w:rPr>
-              <w:t xml:space="preserve"> numerical cases, cross-rank token parity, and interactive prompts.</w:t>
+              <w:keepLines w:val="0"/>
+              <w:spacing w:before="0" w:after="2" w:line="240" w:lineRule="auto"/>
+              <w:ind w:left="140" w:hanging="140"/>
+              <w:jc w:val="left"/>
+            </w:pPr>
+            <w:r/>
+            <w:r>
+              <w:rPr>
+                <w:rFonts w:ascii="Times New Roman" w:hAnsi="Times New Roman" w:eastAsia="宋体"/>
+                <w:b w:val="0"/>
+                <w:sz w:val="16"/>
+                <w:u w:val="none"/>
+              </w:rPr>
+              <w:t xml:space="preserve">• </w:t>
+            </w:r>
+            <w:r>
+              <w:rPr>
+                <w:rFonts w:ascii="Times New Roman" w:hAnsi="Times New Roman" w:eastAsia="宋体"/>
+                <w:b/>
+                <w:sz w:val="16"/>
+                <w:u w:val="none"/>
+              </w:rPr>
+              <w:t xml:space="preserve">Quantized runtime, kernel debugging, and TP2 deployment: </w:t>
+            </w:r>
+            <w:r>
+              <w:rPr>
+                <w:rFonts w:ascii="Times New Roman" w:hAnsi="Times New Roman" w:eastAsia="宋体"/>
+                <w:b w:val="0"/>
+                <w:sz w:val="16"/>
+                <w:u w:val="none"/>
+              </w:rPr>
+              <w:t>Added configurable FlashAttention-2/4, GQA KV-head expansion, soft-cap masking, SDPA fallback, and multi-GPU builds to a W4A16/W8A8/FP8 runtime. Used Compute Sanitizer to fix a tail-group out-of-bounds access and implemented packed-AWQ TP=2 sharding with NCCL all-reduce. All four Sanitizer modes passed representative shapes; two-GPU Qwen2.5-Coder-32B W4A16 reduced checkpoint/peak memory by 70.5%/66.8% and increased end-to-end output throughput by 76.8%.</w:t>
             </w:r>
           </w:p>
         </w:tc>
@@ -1838,22 +1355,20 @@
               <w:bottom w:w="35" w:type="dxa"/>
               <w:right w:w="55" w:type="dxa"/>
             </w:tcMar>
+            <w:vAlign w:val="top"/>
           </w:tcPr>
           <w:p>
             <w:pPr>
-              <w:rPr>
-                <w:rFonts w:ascii="Times New Roman" w:eastAsia="黑体" w:hAnsi="Times New Roman" w:cstheme="minorHAnsi" w:hint="eastAsia"/>
+              <w:spacing w:after="0" w:line="240" w:lineRule="auto"/>
+              <w:jc w:val="left"/>
+            </w:pPr>
+            <w:r/>
+            <w:r>
+              <w:rPr>
+                <w:rFonts w:ascii="Times New Roman" w:hAnsi="Times New Roman" w:eastAsia="宋体"/>
                 <w:b/>
                 <w:sz w:val="18"/>
-                <w:szCs w:val="18"/>
-              </w:rPr>
-            </w:pPr>
-            <w:r>
-              <w:rPr>
-                <w:rFonts w:ascii="Times New Roman" w:eastAsia="黑体" w:hAnsi="Times New Roman" w:cstheme="minorHAnsi" w:hint="eastAsia"/>
-                <w:b/>
-                <w:sz w:val="18"/>
-                <w:szCs w:val="18"/>
+                <w:u w:val="none"/>
               </w:rPr>
               <w:t>Jan 2026 - Present</w:t>
             </w:r>
@@ -1868,16 +1383,22 @@
               <w:bottom w:w="35" w:type="dxa"/>
               <w:right w:w="55" w:type="dxa"/>
             </w:tcMar>
+            <w:vAlign w:val="top"/>
           </w:tcPr>
           <w:p>
             <w:pPr>
-              <w:jc w:val="center"/>
-              <w:rPr>
-                <w:rFonts w:ascii="Times New Roman" w:eastAsia="黑体" w:hAnsi="Times New Roman" w:cstheme="minorHAnsi" w:hint="eastAsia"/>
+              <w:spacing w:after="0" w:line="240" w:lineRule="auto"/>
+              <w:jc w:val="left"/>
+            </w:pPr>
+            <w:r/>
+            <w:r>
+              <w:rPr>
+                <w:rFonts w:ascii="Times New Roman" w:hAnsi="Times New Roman" w:eastAsia="宋体"/>
+                <w:b/>
                 <w:sz w:val="18"/>
-                <w:szCs w:val="18"/>
-              </w:rPr>
-            </w:pPr>
+                <w:u w:val="none"/>
+              </w:rPr>
+            </w:r>
           </w:p>
         </w:tc>
         <w:tc>
@@ -1890,25 +1411,33 @@
               <w:bottom w:w="35" w:type="dxa"/>
               <w:right w:w="55" w:type="dxa"/>
             </w:tcMar>
+            <w:vAlign w:val="top"/>
           </w:tcPr>
           <w:p>
             <w:pPr>
-              <w:wordWrap w:val="0"/>
+              <w:spacing w:after="0" w:line="240" w:lineRule="auto"/>
               <w:jc w:val="right"/>
-              <w:rPr>
-                <w:rFonts w:ascii="Times New Roman" w:eastAsia="黑体" w:hAnsi="Times New Roman" w:cstheme="minorHAnsi" w:hint="eastAsia"/>
-                <w:b/>
-                <w:sz w:val="18"/>
-                <w:szCs w:val="18"/>
-              </w:rPr>
-            </w:pPr>
-            <w:hyperlink r:id="rId11" w:history="1">
+            </w:pPr>
+            <w:r/>
+            <w:r>
+              <w:rPr>
+                <w:rFonts w:ascii="Times New Roman" w:hAnsi="Times New Roman" w:eastAsia="宋体"/>
+                <w:b/>
+                <w:sz w:val="17"/>
+                <w:u w:val="none"/>
+              </w:rPr>
+              <w:t xml:space="preserve">Token-Weighted CoT Distillation | AAAI 2027 Submission | </w:t>
+            </w:r>
+            <w:hyperlink r:id="rId17">
               <w:r>
                 <w:rPr>
-                  <w:rStyle w:val="ab"/>
-                  <w:rFonts w:ascii="Times New Roman" w:hAnsi="Times New Roman"/>
+                  <w:rFonts w:ascii="Times New Roman" w:hAnsi="Times New Roman" w:eastAsia="宋体"/>
+                  <w:b w:val="0"/>
+                  <w:color w:val="0563C1"/>
+                  <w:sz w:val="17"/>
+                  <w:u w:val="single"/>
                 </w:rPr>
-                <w:t>Token-Weighted CoT Distillation | AAAI 2027 Submission</w:t>
+                <w:t>Code</w:t>
               </w:r>
             </w:hyperlink>
           </w:p>
@@ -1929,123 +1458,42 @@
               <w:bottom w:w="35" w:type="dxa"/>
               <w:right w:w="55" w:type="dxa"/>
             </w:tcMar>
+            <w:vAlign w:val="top"/>
           </w:tcPr>
           <w:p>
             <w:pPr>
-              <w:pStyle w:val="a"/>
-              <w:numPr>
-                <w:ilvl w:val="0"/>
-                <w:numId w:val="15"/>
-              </w:numPr>
-              <w:spacing w:after="40" w:line="264" w:lineRule="auto"/>
-              <w:rPr>
-                <w:rFonts w:cstheme="minorHAnsi"/>
-                <w:b/>
-                <w:bCs/>
-                <w:color w:val="auto"/>
-                <w:szCs w:val="20"/>
-                <w:lang w:eastAsia="zh-CN"/>
-              </w:rPr>
-            </w:pPr>
-            <w:r>
-              <w:rPr>
-                <w:rFonts w:cstheme="minorHAnsi"/>
-                <w:b/>
-                <w:bCs/>
-                <w:color w:val="auto"/>
-                <w:szCs w:val="20"/>
-                <w:lang w:eastAsia="zh-CN"/>
-              </w:rPr>
-              <w:t>Method and role:</w:t>
-            </w:r>
-            <w:r>
-              <w:rPr>
-                <w:rFonts w:cstheme="minorHAnsi"/>
-                <w:bCs/>
-                <w:color w:val="auto"/>
-                <w:szCs w:val="20"/>
-                <w:lang w:eastAsia="zh-CN"/>
-              </w:rPr>
-              <w:t xml:space="preserve"> Trained and tuned models for a three-stage pipeline: structure recovery, token-weighted supervision, and preference optimization. Estimated token importance by perturbing each teacher rationale token and measuring the drop in reference-answer likelihood, then applied weighted SFT and an auxiliary loss at high-importance positions.</w:t>
-            </w:r>
-          </w:p>
-          <w:p>
-            <w:pPr>
-              <w:pStyle w:val="a"/>
-              <w:numPr>
-                <w:ilvl w:val="0"/>
-                <w:numId w:val="15"/>
-              </w:numPr>
-              <w:spacing w:after="40" w:line="264" w:lineRule="auto"/>
-              <w:rPr>
-                <w:color w:val="auto"/>
-                <w:lang w:eastAsia="zh-CN"/>
-              </w:rPr>
-            </w:pPr>
-            <w:r>
-              <w:rPr>
-                <w:rFonts w:cstheme="minorHAnsi"/>
-                <w:b/>
-                <w:bCs/>
-                <w:color w:val="auto"/>
-                <w:szCs w:val="20"/>
-                <w:lang w:eastAsia="zh-CN"/>
-              </w:rPr>
-              <w:t>Results and submission:</w:t>
-            </w:r>
-            <w:r>
-              <w:rPr>
-                <w:rFonts w:cstheme="minorHAnsi"/>
-                <w:bCs/>
-                <w:color w:val="auto"/>
-                <w:szCs w:val="20"/>
-                <w:lang w:eastAsia="zh-CN"/>
-              </w:rPr>
-              <w:t xml:space="preserve"> Ran </w:t>
-            </w:r>
-            <w:proofErr w:type="spellStart"/>
-            <w:r>
-              <w:rPr>
-                <w:rFonts w:cstheme="minorHAnsi"/>
-                <w:bCs/>
-                <w:color w:val="auto"/>
-                <w:szCs w:val="20"/>
-                <w:lang w:eastAsia="zh-CN"/>
-              </w:rPr>
-              <w:t>LoRA</w:t>
-            </w:r>
-            <w:proofErr w:type="spellEnd"/>
-            <w:r>
-              <w:rPr>
-                <w:rFonts w:cstheme="minorHAnsi"/>
-                <w:bCs/>
-                <w:color w:val="auto"/>
-                <w:szCs w:val="20"/>
-                <w:lang w:eastAsia="zh-CN"/>
-              </w:rPr>
-              <w:t xml:space="preserve">/DPO training and </w:t>
-            </w:r>
-            <w:proofErr w:type="spellStart"/>
-            <w:r>
-              <w:rPr>
-                <w:rFonts w:cstheme="minorHAnsi"/>
-                <w:bCs/>
-                <w:color w:val="auto"/>
-                <w:szCs w:val="20"/>
-                <w:lang w:eastAsia="zh-CN"/>
-              </w:rPr>
-              <w:t>vLLM</w:t>
-            </w:r>
-            <w:proofErr w:type="spellEnd"/>
-            <w:r>
-              <w:rPr>
-                <w:rFonts w:cstheme="minorHAnsi"/>
-                <w:bCs/>
-                <w:color w:val="auto"/>
-                <w:szCs w:val="20"/>
-                <w:lang w:eastAsia="zh-CN"/>
-              </w:rPr>
-              <w:t xml:space="preserve"> TP=4 evaluation. Qwen2.5-7B-Instruct reached 94.01%/94.00% accuracy on GSM8K/SVAMP, exceeding the strongest baselines by 5.51/10.10 percentage points. Revised manuscript submitted to AAAI 2027.</w:t>
+              <w:keepLines w:val="0"/>
+              <w:spacing w:before="0" w:after="2" w:line="240" w:lineRule="auto"/>
+              <w:ind w:left="140" w:hanging="140"/>
+              <w:jc w:val="left"/>
+            </w:pPr>
+            <w:r/>
+            <w:r>
+              <w:rPr>
+                <w:rFonts w:ascii="Times New Roman" w:hAnsi="Times New Roman" w:eastAsia="宋体"/>
+                <w:b w:val="0"/>
+                <w:sz w:val="16"/>
+                <w:u w:val="none"/>
+              </w:rPr>
+              <w:t xml:space="preserve">• </w:t>
+            </w:r>
+            <w:r>
+              <w:rPr>
+                <w:rFonts w:ascii="Times New Roman" w:hAnsi="Times New Roman" w:eastAsia="宋体"/>
+                <w:b/>
+                <w:sz w:val="16"/>
+                <w:u w:val="none"/>
+              </w:rPr>
+              <w:t xml:space="preserve">Method and results: </w:t>
+            </w:r>
+            <w:r>
+              <w:rPr>
+                <w:rFonts w:ascii="Times New Roman" w:hAnsi="Times New Roman" w:eastAsia="宋体"/>
+                <w:b w:val="0"/>
+                <w:sz w:val="16"/>
+                <w:u w:val="none"/>
+              </w:rPr>
+              <w:t>Trained and tuned a three-stage structure-recovery, token-weighted supervision, and preference-optimization pipeline; token importance was estimated from reference-answer likelihood drops after teacher-rationale perturbations. Completed LoRA/DPO training and vLLM TP=4 evaluation. Qwen2.5-7B-Instruct reached 94.01%/94.00% on GSM8K/SVAMP, +5.51/+10.10 points over the strongest baselines; manuscript submitted to AAAI 2027.</w:t>
             </w:r>
           </w:p>
         </w:tc>
@@ -2084,20 +1532,20 @@
             <w:tcBorders>
               <w:bottom w:val="single" w:sz="4" w:space="0" w:color="auto"/>
             </w:tcBorders>
+            <w:vAlign w:val="top"/>
           </w:tcPr>
           <w:p>
             <w:pPr>
-              <w:rPr>
-                <w:rFonts w:ascii="Times New Roman" w:hAnsi="Times New Roman" w:cstheme="minorHAnsi"/>
+              <w:spacing w:after="0" w:line="240" w:lineRule="auto"/>
+              <w:jc w:val="left"/>
+            </w:pPr>
+            <w:r/>
+            <w:r>
+              <w:rPr>
+                <w:rFonts w:ascii="Times New Roman" w:hAnsi="Times New Roman" w:eastAsia="黑体"/>
                 <w:b/>
                 <w:sz w:val="24"/>
-              </w:rPr>
-            </w:pPr>
-            <w:r>
-              <w:rPr>
-                <w:rFonts w:ascii="Times New Roman" w:eastAsia="黑体" w:hAnsi="Times New Roman" w:hint="eastAsia"/>
-                <w:b/>
-                <w:sz w:val="24"/>
+                <w:u w:val="none"/>
               </w:rPr>
               <w:t>SKILLS</w:t>
             </w:r>
@@ -2117,142 +1565,110 @@
               <w:bottom w:w="25" w:type="dxa"/>
               <w:right w:w="55" w:type="dxa"/>
             </w:tcMar>
+            <w:vAlign w:val="top"/>
           </w:tcPr>
           <w:p>
             <w:pPr>
-              <w:pStyle w:val="a"/>
-              <w:numPr>
-                <w:ilvl w:val="0"/>
-                <w:numId w:val="0"/>
-              </w:numPr>
-              <w:spacing w:after="40" w:line="264" w:lineRule="auto"/>
-              <w:rPr>
-                <w:b/>
-                <w:bCs/>
-              </w:rPr>
-            </w:pPr>
-            <w:r>
-              <w:rPr>
-                <w:b/>
-                <w:bCs/>
-              </w:rPr>
-              <w:t>Focus and languages:</w:t>
-            </w:r>
-            <w:r>
-              <w:rPr>
-                <w:bCs/>
-              </w:rPr>
-              <w:t xml:space="preserve"> RL infrastructure and LLM training/inference optimization; IELTS 6.5, CET-6, Huawei HCIA-AI certified.</w:t>
-            </w:r>
-          </w:p>
-          <w:p>
-            <w:pPr>
-              <w:pStyle w:val="a"/>
-              <w:numPr>
-                <w:ilvl w:val="0"/>
-                <w:numId w:val="0"/>
-              </w:numPr>
-              <w:spacing w:after="40" w:line="264" w:lineRule="auto"/>
-              <w:rPr>
-                <w:b/>
-                <w:bCs/>
-              </w:rPr>
-            </w:pPr>
-            <w:r>
-              <w:rPr>
-                <w:b/>
-                <w:bCs/>
-              </w:rPr>
-              <w:t>Programming and systems:</w:t>
-            </w:r>
-            <w:r>
-              <w:rPr>
-                <w:bCs/>
-              </w:rPr>
-              <w:t xml:space="preserve"> C/C++, Python, CUDA, Triton, </w:t>
-            </w:r>
-            <w:proofErr w:type="spellStart"/>
-            <w:r>
-              <w:rPr>
-                <w:bCs/>
-              </w:rPr>
-              <w:t>PyTorch</w:t>
-            </w:r>
-            <w:proofErr w:type="spellEnd"/>
-            <w:r>
-              <w:rPr>
-                <w:bCs/>
-              </w:rPr>
-              <w:t xml:space="preserve"> Extensions; </w:t>
-            </w:r>
-            <w:proofErr w:type="spellStart"/>
-            <w:r>
-              <w:rPr>
-                <w:bCs/>
-              </w:rPr>
-              <w:t>vLLM</w:t>
-            </w:r>
-            <w:proofErr w:type="spellEnd"/>
-            <w:r>
-              <w:rPr>
-                <w:bCs/>
-              </w:rPr>
-              <w:t xml:space="preserve">, </w:t>
-            </w:r>
-            <w:proofErr w:type="spellStart"/>
-            <w:r>
-              <w:rPr>
-                <w:bCs/>
-              </w:rPr>
-              <w:t>veRL</w:t>
-            </w:r>
-            <w:proofErr w:type="spellEnd"/>
-            <w:r>
-              <w:rPr>
-                <w:bCs/>
-              </w:rPr>
-              <w:t xml:space="preserve">, Megatron-LM, </w:t>
-            </w:r>
-            <w:proofErr w:type="spellStart"/>
-            <w:r>
-              <w:rPr>
-                <w:bCs/>
-              </w:rPr>
-              <w:t>FlashInfer</w:t>
-            </w:r>
-            <w:proofErr w:type="spellEnd"/>
-            <w:r>
-              <w:rPr>
-                <w:bCs/>
-              </w:rPr>
-              <w:t>, CUTLASS, and NCCL.</w:t>
-            </w:r>
-          </w:p>
-          <w:p>
-            <w:pPr>
-              <w:pStyle w:val="a"/>
-              <w:numPr>
-                <w:ilvl w:val="0"/>
-                <w:numId w:val="0"/>
-              </w:numPr>
-              <w:spacing w:after="40" w:line="264" w:lineRule="auto"/>
-              <w:rPr>
-                <w:color w:val="auto"/>
-                <w:lang w:eastAsia="zh-CN"/>
-              </w:rPr>
-            </w:pPr>
-            <w:r>
-              <w:rPr>
-                <w:b/>
-                <w:bCs/>
-              </w:rPr>
-              <w:t>Engineering:</w:t>
-            </w:r>
-            <w:r>
-              <w:rPr>
-                <w:bCs/>
-              </w:rPr>
-              <w:t xml:space="preserve"> Cross-repository debugging, minimal reproducers, controlled experiments, automated testing, and benchmarking; profiling and correctness validation with Nsight Systems, Nsight Compute, and Compute Sanitizer.</w:t>
+              <w:keepLines w:val="0"/>
+              <w:spacing w:before="0" w:after="4" w:line="240" w:lineRule="auto"/>
+              <w:ind w:left="140" w:hanging="140"/>
+              <w:jc w:val="left"/>
+            </w:pPr>
+            <w:r/>
+            <w:r>
+              <w:rPr>
+                <w:rFonts w:ascii="Times New Roman" w:hAnsi="Times New Roman" w:eastAsia="宋体"/>
+                <w:b w:val="0"/>
+                <w:sz w:val="16"/>
+                <w:u w:val="none"/>
+              </w:rPr>
+              <w:t xml:space="preserve">• </w:t>
+            </w:r>
+            <w:r>
+              <w:rPr>
+                <w:rFonts w:ascii="Times New Roman" w:hAnsi="Times New Roman" w:eastAsia="宋体"/>
+                <w:b/>
+                <w:sz w:val="16"/>
+                <w:u w:val="none"/>
+              </w:rPr>
+              <w:t xml:space="preserve">Focus: </w:t>
+            </w:r>
+            <w:r>
+              <w:rPr>
+                <w:rFonts w:ascii="Times New Roman" w:hAnsi="Times New Roman" w:eastAsia="宋体"/>
+                <w:b w:val="0"/>
+                <w:sz w:val="16"/>
+                <w:u w:val="none"/>
+              </w:rPr>
+              <w:t>GPU high-performance kernel development and LLM training/inference optimization; experience in Attention, MoE routing, quantized GEMM, async state, tensor parallelism, and CUDA Graphs.</w:t>
+            </w:r>
+          </w:p>
+          <w:p>
+            <w:pPr>
+              <w:keepLines w:val="0"/>
+              <w:spacing w:before="0" w:after="4" w:line="240" w:lineRule="auto"/>
+              <w:ind w:left="140" w:hanging="140"/>
+            </w:pPr>
+            <w:r>
+              <w:rPr>
+                <w:rFonts w:ascii="Times New Roman" w:hAnsi="Times New Roman" w:eastAsia="宋体"/>
+                <w:b w:val="0"/>
+                <w:sz w:val="16"/>
+                <w:u w:val="none"/>
+              </w:rPr>
+              <w:t xml:space="preserve">• </w:t>
+            </w:r>
+            <w:r>
+              <w:rPr>
+                <w:rFonts w:ascii="Times New Roman" w:hAnsi="Times New Roman" w:eastAsia="宋体"/>
+                <w:b/>
+                <w:sz w:val="16"/>
+                <w:u w:val="none"/>
+              </w:rPr>
+              <w:t xml:space="preserve">Development and performance engineering: </w:t>
+            </w:r>
+            <w:r>
+              <w:rPr>
+                <w:rFonts w:ascii="Times New Roman" w:hAnsi="Times New Roman" w:eastAsia="宋体"/>
+                <w:b w:val="0"/>
+                <w:sz w:val="16"/>
+                <w:u w:val="none"/>
+              </w:rPr>
+              <w:t>C/C++, Python, CUDA, Triton, and PyTorch Extensions; profiling and correctness validation with Nsight Systems, Nsight Compute, and Compute Sanitizer.</w:t>
+            </w:r>
+          </w:p>
+          <w:p>
+            <w:pPr>
+              <w:keepLines w:val="0"/>
+              <w:spacing w:before="0" w:after="0" w:line="240" w:lineRule="auto"/>
+              <w:ind w:left="140" w:hanging="140"/>
+            </w:pPr>
+            <w:r>
+              <w:rPr>
+                <w:rFonts w:ascii="Times New Roman" w:hAnsi="Times New Roman" w:eastAsia="宋体"/>
+                <w:b w:val="0"/>
+                <w:sz w:val="16"/>
+                <w:u w:val="none"/>
+              </w:rPr>
+              <w:t xml:space="preserve">• </w:t>
+            </w:r>
+            <w:r>
+              <w:rPr>
+                <w:rFonts w:ascii="Times New Roman" w:hAnsi="Times New Roman" w:eastAsia="宋体"/>
+                <w:b/>
+                <w:sz w:val="16"/>
+                <w:u w:val="none"/>
+              </w:rPr>
+              <w:t xml:space="preserve">Languages and credentials: </w:t>
+            </w:r>
+            <w:r>
+              <w:rPr>
+                <w:rFonts w:ascii="Times New Roman" w:hAnsi="Times New Roman" w:eastAsia="宋体"/>
+                <w:b w:val="0"/>
+                <w:sz w:val="16"/>
+                <w:u w:val="none"/>
+              </w:rPr>
+              <w:t>IELTS 6.5; CET-6; Huawei HCIA-AI certified. Experienced in reading technical documentation, source analysis, and cross-repository debugging.</w:t>
             </w:r>
           </w:p>
         </w:tc>

--- a/doc/Haoran_Feng_AIInfra_Resume.docx
+++ b/doc/Haoran_Feng_AIInfra_Resume.docx
@@ -530,11 +530,45 @@
           <w:p>
             <w:pPr>
               <w:keepLines w:val="0"/>
+              <w:spacing w:before="0" w:after="9" w:line="240" w:lineRule="auto"/>
+              <w:ind w:left="140" w:hanging="140"/>
+              <w:jc w:val="left"/>
+            </w:pPr>
+            <w:r/>
+            <w:r>
+              <w:rPr>
+                <w:rFonts w:ascii="Times New Roman" w:hAnsi="Times New Roman" w:eastAsia="宋体"/>
+                <w:b w:val="0"/>
+                <w:sz w:val="16"/>
+                <w:u w:val="none"/>
+              </w:rPr>
+              <w:t xml:space="preserve">• </w:t>
+            </w:r>
+            <w:r>
+              <w:rPr>
+                <w:rFonts w:ascii="Times New Roman" w:hAnsi="Times New Roman" w:eastAsia="宋体"/>
+                <w:b/>
+                <w:sz w:val="16"/>
+                <w:u w:val="none"/>
+              </w:rPr>
+              <w:t xml:space="preserve">300B-class MoE foundation model development and optimization: </w:t>
+            </w:r>
+            <w:r>
+              <w:rPr>
+                <w:rFonts w:ascii="Times New Roman" w:hAnsi="Times New Roman" w:eastAsia="宋体"/>
+                <w:b w:val="0"/>
+                <w:sz w:val="16"/>
+                <w:u w:val="none"/>
+              </w:rPr>
+              <w:t>Developing training, inference, and RL-rollout infrastructure for an internal 300B-class MoE foundation model, with ownership spanning kernel performance, runtime stability, and multi-GPU validation.</w:t>
+            </w:r>
+          </w:p>
+          <w:p>
+            <w:pPr>
+              <w:keepLines w:val="0"/>
               <w:spacing w:before="0" w:after="5" w:line="240" w:lineRule="auto"/>
               <w:ind w:left="140" w:hanging="140"/>
-              <w:jc w:val="left"/>
-            </w:pPr>
-            <w:r/>
+            </w:pPr>
             <w:r>
               <w:rPr>
                 <w:rFonts w:ascii="Times New Roman" w:hAnsi="Times New Roman" w:eastAsia="宋体"/>
@@ -771,7 +805,7 @@
                 <w:sz w:val="16"/>
                 <w:u w:val="none"/>
               </w:rPr>
-              <w:t>Built token/layer/top-k route capture, transport, training-side replay, response-mask alignment, and mismatch/f-tau2/KL diagnostics between vLLM and Megatron. On 8xH200/Qwen3-30B-A3B, reduced route mismatch from 17-19% to 0, f-tau2 by 36-145x, and KL by 4-7x; extended to a monitored 128-GPU, 200-step rollout with aligned key metrics.</w:t>
+              <w:t>Built token/layer/top-k route capture, transport, training-side replay, response-mask alignment, and mismatch/f-tau2/KL diagnostics between vLLM and Megatron. On 8xH200/Qwen3-30B-A3B, reduced route mismatch from 17-19% to 0, f-tau2 by 36-145x, and KL by 4-7x; extended to a monitored 128-GPU, 200-step rollout on an internal 300B-class MoE foundation model with aligned key metrics.</w:t>
             </w:r>
           </w:p>
           <w:p>
@@ -1306,7 +1340,7 @@
           <w:p>
             <w:pPr>
               <w:keepLines w:val="0"/>
-              <w:spacing w:before="0" w:after="2" w:line="240" w:lineRule="auto"/>
+              <w:spacing w:before="0" w:after="4" w:line="240" w:lineRule="auto"/>
               <w:ind w:left="140" w:hanging="140"/>
               <w:jc w:val="left"/>
             </w:pPr>
@@ -1327,7 +1361,7 @@
                 <w:sz w:val="16"/>
                 <w:u w:val="none"/>
               </w:rPr>
-              <w:t xml:space="preserve">Quantized runtime, kernel debugging, and TP2 deployment: </w:t>
+              <w:t xml:space="preserve">H200 quantized-runtime deployment and TP2 extension: </w:t>
             </w:r>
             <w:r>
               <w:rPr>
@@ -1336,7 +1370,7 @@
                 <w:sz w:val="16"/>
                 <w:u w:val="none"/>
               </w:rPr>
-              <w:t>Added configurable FlashAttention-2/4, GQA KV-head expansion, soft-cap masking, SDPA fallback, and multi-GPU builds to a W4A16/W8A8/FP8 runtime. Used Compute Sanitizer to fix a tail-group out-of-bounds access and implemented packed-AWQ TP=2 sharding with NCCL all-reduce. All four Sanitizer modes passed representative shapes; two-GPU Qwen2.5-Coder-32B W4A16 reduced checkpoint/peak memory by 70.5%/66.8% and increased end-to-end output throughput by 76.8%.</w:t>
+              <w:t>To deliver 32B quantized inference on two H200 GPUs, owned W4A16/W8A8/FP8 backend adaptation, FlashAttention-2/4 and GQA/soft-cap/SDPA integration, and kernel debugging. Used Compute Sanitizer to fix a tail-group out-of-bounds access, then implemented packed-AWQ TP=2 sharding with NCCL all-reduce. All four Sanitizer modes passed representative shapes; two-GPU Qwen2.5-Coder-32B W4A16 reduced checkpoint/peak memory by 70.5%/66.8% and increased end-to-end output throughput by 76.8%.</w:t>
             </w:r>
           </w:p>
         </w:tc>
@@ -1484,7 +1518,7 @@
                 <w:sz w:val="16"/>
                 <w:u w:val="none"/>
               </w:rPr>
-              <w:t xml:space="preserve">Method and results: </w:t>
+              <w:t xml:space="preserve">Token-weighted CoT distillation: </w:t>
             </w:r>
             <w:r>
               <w:rPr>
@@ -1493,7 +1527,7 @@
                 <w:sz w:val="16"/>
                 <w:u w:val="none"/>
               </w:rPr>
-              <w:t>Trained and tuned a three-stage structure-recovery, token-weighted supervision, and preference-optimization pipeline; token importance was estimated from reference-answer likelihood drops after teacher-rationale perturbations. Completed LoRA/DPO training and vLLM TP=4 evaluation. Qwen2.5-7B-Instruct reached 94.01%/94.00% on GSM8K/SVAMP, +5.51/+10.10 points over the strongest baselines; manuscript submitted to AAAI 2027.</w:t>
+              <w:t>To address the lack of token-level importance awareness in generic CoT distillation, contributed to a three-stage structure-recovery, token-weighted supervision, and preference-optimization pipeline. Owned training, hyperparameter tuning, and vLLM TP=4 evaluation; estimated importance from reference-answer likelihood drops after teacher-rationale perturbations and applied it to weighted SFT plus an auxiliary loss. Qwen2.5-7B-Instruct reached 94.01%/94.00% on GSM8K/SVAMP, +5.51/+10.10 points over the strongest baselines; manuscript submitted to AAAI 2027.</w:t>
             </w:r>
           </w:p>
         </w:tc>

--- a/doc/Haoran_Feng_AIInfra_Resume.docx
+++ b/doc/Haoran_Feng_AIInfra_Resume.docx
@@ -79,8 +79,20 @@
                 <w:sz w:val="20"/>
                 <w:u w:val="none"/>
               </w:rPr>
-              <w:t>Phone: (+86) 150 2499 9885    Email: 225010160@link.cuhk.edu.cn    Portfolio</w:t>
-            </w:r>
+              <w:t xml:space="preserve">Phone: (+86) 150 2499 9885    Email: 225010160@link.cuhk.edu.cn    Website: </w:t>
+            </w:r>
+            <w:hyperlink r:id="rId8">
+              <w:r>
+                <w:rPr>
+                  <w:rFonts w:ascii="Times New Roman" w:hAnsi="Times New Roman" w:eastAsia="宋体"/>
+                  <w:b w:val="0"/>
+                  <w:color w:val="0563C1"/>
+                  <w:sz w:val="20"/>
+                  <w:u w:val="single"/>
+                </w:rPr>
+                <w:t>xfdg.github.io</w:t>
+              </w:r>
+            </w:hyperlink>
           </w:p>
         </w:tc>
       </w:tr>
@@ -1460,20 +1472,8 @@
                 <w:sz w:val="17"/>
                 <w:u w:val="none"/>
               </w:rPr>
-              <w:t xml:space="preserve">Token-Weighted CoT Distillation | AAAI 2027 Submission | </w:t>
-            </w:r>
-            <w:hyperlink r:id="rId17">
-              <w:r>
-                <w:rPr>
-                  <w:rFonts w:ascii="Times New Roman" w:hAnsi="Times New Roman" w:eastAsia="宋体"/>
-                  <w:b w:val="0"/>
-                  <w:color w:val="0563C1"/>
-                  <w:sz w:val="17"/>
-                  <w:u w:val="single"/>
-                </w:rPr>
-                <w:t>Code</w:t>
-              </w:r>
-            </w:hyperlink>
+              <w:t>Token-Weighted CoT Distillation | AAAI 2027 Submission</w:t>
+            </w:r>
           </w:p>
         </w:tc>
       </w:tr>
